--- a/MaritimeOps_Cazuri_de_utilizare_v2.docx
+++ b/MaritimeOps_Cazuri_de_utilizare_v2.docx
@@ -6,13 +6,13 @@
       <w:pPr>
         <w:jc w:val="center"/>
         <w:rPr>
+          <w:b/>
           <w:lang w:val="pt-BR"/>
         </w:rPr>
       </w:pPr>
       <w:r>
         <w:rPr>
           <w:b/>
-          <w:color w:val="1F4E79"/>
           <w:sz w:val="36"/>
           <w:lang w:val="pt-BR"/>
         </w:rPr>
@@ -23,6 +23,8 @@
       <w:pPr>
         <w:jc w:val="center"/>
         <w:rPr>
+          <w:b/>
+          <w:sz w:val="32"/>
           <w:lang w:val="pt-BR"/>
         </w:rPr>
       </w:pPr>
@@ -34,6 +36,14 @@
         </w:rPr>
         <w:t>MaritimeOps</w:t>
       </w:r>
+    </w:p>
+    <w:p>
+      <w:pPr>
+        <w:jc w:val="center"/>
+        <w:rPr>
+          <w:lang w:val="pt-BR"/>
+        </w:rPr>
+      </w:pPr>
     </w:p>
     <w:p>
       <w:pPr>
@@ -52,9 +62,19 @@
       <w:pPr>
         <w:pStyle w:val="Heading1"/>
       </w:pPr>
+      <w:proofErr w:type="spellStart"/>
       <w:r>
-        <w:t>Actori principali</w:t>
+        <w:t>Actori</w:t>
       </w:r>
+      <w:proofErr w:type="spellEnd"/>
+      <w:r>
+        <w:t xml:space="preserve"> </w:t>
+      </w:r>
+      <w:proofErr w:type="spellStart"/>
+      <w:r>
+        <w:t>principali</w:t>
+      </w:r>
+      <w:proofErr w:type="spellEnd"/>
     </w:p>
     <w:tbl>
       <w:tblPr>
@@ -98,12 +118,14 @@
             <w:shd w:val="clear" w:color="auto" w:fill="D9EAF7"/>
           </w:tcPr>
           <w:p>
+            <w:proofErr w:type="spellStart"/>
             <w:r>
               <w:rPr>
                 <w:b/>
               </w:rPr>
               <w:t>Descriere</w:t>
             </w:r>
+            <w:proofErr w:type="spellEnd"/>
           </w:p>
         </w:tc>
       </w:tr>
@@ -127,7 +149,71 @@
           </w:tcPr>
           <w:p>
             <w:r>
-              <w:t>Actor general care reprezinta orice utilizator al sistemului. Are acces la functionalitatile comune Login si Logout.</w:t>
+              <w:t xml:space="preserve">Actor general care </w:t>
+            </w:r>
+            <w:proofErr w:type="spellStart"/>
+            <w:r>
+              <w:t>reprezinta</w:t>
+            </w:r>
+            <w:proofErr w:type="spellEnd"/>
+            <w:r>
+              <w:t xml:space="preserve"> </w:t>
+            </w:r>
+            <w:proofErr w:type="spellStart"/>
+            <w:r>
+              <w:t>orice</w:t>
+            </w:r>
+            <w:proofErr w:type="spellEnd"/>
+            <w:r>
+              <w:t xml:space="preserve"> </w:t>
+            </w:r>
+            <w:proofErr w:type="spellStart"/>
+            <w:r>
+              <w:t>utilizator</w:t>
+            </w:r>
+            <w:proofErr w:type="spellEnd"/>
+            <w:r>
+              <w:t xml:space="preserve"> al </w:t>
+            </w:r>
+            <w:proofErr w:type="spellStart"/>
+            <w:r>
+              <w:t>sistemului</w:t>
+            </w:r>
+            <w:proofErr w:type="spellEnd"/>
+            <w:r>
+              <w:t xml:space="preserve">. Are </w:t>
+            </w:r>
+            <w:proofErr w:type="spellStart"/>
+            <w:r>
+              <w:t>acces</w:t>
+            </w:r>
+            <w:proofErr w:type="spellEnd"/>
+            <w:r>
+              <w:t xml:space="preserve"> la </w:t>
+            </w:r>
+            <w:proofErr w:type="spellStart"/>
+            <w:r>
+              <w:t>functionalitatile</w:t>
+            </w:r>
+            <w:proofErr w:type="spellEnd"/>
+            <w:r>
+              <w:t xml:space="preserve"> </w:t>
+            </w:r>
+            <w:proofErr w:type="spellStart"/>
+            <w:r>
+              <w:t>comune</w:t>
+            </w:r>
+            <w:proofErr w:type="spellEnd"/>
+            <w:r>
+              <w:t xml:space="preserve"> Login </w:t>
+            </w:r>
+            <w:proofErr w:type="spellStart"/>
+            <w:r>
+              <w:t>si</w:t>
+            </w:r>
+            <w:proofErr w:type="spellEnd"/>
+            <w:r>
+              <w:t xml:space="preserve"> Logout.</w:t>
             </w:r>
           </w:p>
         </w:tc>
@@ -250,8 +336,85 @@
             <w:tcW w:w="5213" w:type="dxa"/>
           </w:tcPr>
           <w:p>
-            <w:r>
-              <w:t>Utilizator extern sau semi-extern care poate consulta containerele asociate lui si informatiile operationale disponibile.</w:t>
+            <w:proofErr w:type="spellStart"/>
+            <w:r>
+              <w:t>Utilizator</w:t>
+            </w:r>
+            <w:proofErr w:type="spellEnd"/>
+            <w:r>
+              <w:t xml:space="preserve"> extern </w:t>
+            </w:r>
+            <w:proofErr w:type="spellStart"/>
+            <w:r>
+              <w:t>sau</w:t>
+            </w:r>
+            <w:proofErr w:type="spellEnd"/>
+            <w:r>
+              <w:t xml:space="preserve"> semi-extern care </w:t>
+            </w:r>
+            <w:proofErr w:type="spellStart"/>
+            <w:r>
+              <w:t>poate</w:t>
+            </w:r>
+            <w:proofErr w:type="spellEnd"/>
+            <w:r>
+              <w:t xml:space="preserve"> consulta </w:t>
+            </w:r>
+            <w:proofErr w:type="spellStart"/>
+            <w:r>
+              <w:t>containerele</w:t>
+            </w:r>
+            <w:proofErr w:type="spellEnd"/>
+            <w:r>
+              <w:t xml:space="preserve"> </w:t>
+            </w:r>
+            <w:proofErr w:type="spellStart"/>
+            <w:r>
+              <w:t>asociate</w:t>
+            </w:r>
+            <w:proofErr w:type="spellEnd"/>
+            <w:r>
+              <w:t xml:space="preserve"> </w:t>
+            </w:r>
+            <w:proofErr w:type="spellStart"/>
+            <w:r>
+              <w:t>lui</w:t>
+            </w:r>
+            <w:proofErr w:type="spellEnd"/>
+            <w:r>
+              <w:t xml:space="preserve"> </w:t>
+            </w:r>
+            <w:proofErr w:type="spellStart"/>
+            <w:r>
+              <w:t>si</w:t>
+            </w:r>
+            <w:proofErr w:type="spellEnd"/>
+            <w:r>
+              <w:t xml:space="preserve"> </w:t>
+            </w:r>
+            <w:proofErr w:type="spellStart"/>
+            <w:r>
+              <w:t>informatiile</w:t>
+            </w:r>
+            <w:proofErr w:type="spellEnd"/>
+            <w:r>
+              <w:t xml:space="preserve"> </w:t>
+            </w:r>
+            <w:proofErr w:type="spellStart"/>
+            <w:r>
+              <w:t>operationale</w:t>
+            </w:r>
+            <w:proofErr w:type="spellEnd"/>
+            <w:r>
+              <w:t xml:space="preserve"> </w:t>
+            </w:r>
+            <w:proofErr w:type="spellStart"/>
+            <w:r>
+              <w:t>disponibile</w:t>
+            </w:r>
+            <w:proofErr w:type="spellEnd"/>
+            <w:r>
+              <w:t>.</w:t>
             </w:r>
           </w:p>
         </w:tc>
@@ -261,13 +424,209 @@
       <w:pPr>
         <w:pStyle w:val="Heading1"/>
       </w:pPr>
+      <w:proofErr w:type="spellStart"/>
       <w:r>
-        <w:t>Observatii de modelare</w:t>
+        <w:t>Observatii</w:t>
+      </w:r>
+      <w:proofErr w:type="spellEnd"/>
+      <w:r>
+        <w:t xml:space="preserve"> de </w:t>
+      </w:r>
+      <w:proofErr w:type="spellStart"/>
+      <w:r>
+        <w:t>modelare</w:t>
+      </w:r>
+      <w:proofErr w:type="spellEnd"/>
+    </w:p>
+    <w:p>
+      <w:r>
+        <w:t xml:space="preserve">In </w:t>
+      </w:r>
+      <w:proofErr w:type="spellStart"/>
+      <w:r>
+        <w:t>diagrama</w:t>
+      </w:r>
+      <w:proofErr w:type="spellEnd"/>
+      <w:r>
+        <w:t xml:space="preserve"> Use Case, </w:t>
+      </w:r>
+      <w:proofErr w:type="spellStart"/>
+      <w:r>
+        <w:t>functionalitatea</w:t>
+      </w:r>
+      <w:proofErr w:type="spellEnd"/>
+      <w:r>
+        <w:t xml:space="preserve"> Manage Users include </w:t>
+      </w:r>
+      <w:proofErr w:type="spellStart"/>
+      <w:r>
+        <w:t>crearea</w:t>
+      </w:r>
+      <w:proofErr w:type="spellEnd"/>
+      <w:r>
+        <w:t xml:space="preserve"> </w:t>
+      </w:r>
+      <w:proofErr w:type="spellStart"/>
+      <w:r>
+        <w:t>conturilor</w:t>
+      </w:r>
+      <w:proofErr w:type="spellEnd"/>
+      <w:r>
+        <w:t xml:space="preserve"> </w:t>
+      </w:r>
+      <w:proofErr w:type="spellStart"/>
+      <w:r>
+        <w:t>pentru</w:t>
+      </w:r>
+      <w:proofErr w:type="spellEnd"/>
+      <w:r>
+        <w:t xml:space="preserve"> Gate Operator, Terminal Operator </w:t>
+      </w:r>
+      <w:proofErr w:type="spellStart"/>
+      <w:r>
+        <w:t>si</w:t>
+      </w:r>
+      <w:proofErr w:type="spellEnd"/>
+      <w:r>
+        <w:t xml:space="preserve"> Customer / Line Agent, </w:t>
+      </w:r>
+      <w:proofErr w:type="spellStart"/>
+      <w:r>
+        <w:t>modificarea</w:t>
+      </w:r>
+      <w:proofErr w:type="spellEnd"/>
+      <w:r>
+        <w:t xml:space="preserve"> </w:t>
+      </w:r>
+      <w:proofErr w:type="spellStart"/>
+      <w:r>
+        <w:t>datelor</w:t>
+      </w:r>
+      <w:proofErr w:type="spellEnd"/>
+      <w:r>
+        <w:t xml:space="preserve"> </w:t>
+      </w:r>
+      <w:proofErr w:type="spellStart"/>
+      <w:r>
+        <w:t>utilizatorilor</w:t>
+      </w:r>
+      <w:proofErr w:type="spellEnd"/>
+      <w:r>
+        <w:t xml:space="preserve">, </w:t>
+      </w:r>
+      <w:proofErr w:type="spellStart"/>
+      <w:r>
+        <w:t>resetarea</w:t>
+      </w:r>
+      <w:proofErr w:type="spellEnd"/>
+      <w:r>
+        <w:t xml:space="preserve"> </w:t>
+      </w:r>
+      <w:proofErr w:type="spellStart"/>
+      <w:r>
+        <w:t>parolelor</w:t>
+      </w:r>
+      <w:proofErr w:type="spellEnd"/>
+      <w:r>
+        <w:t xml:space="preserve">, </w:t>
+      </w:r>
+      <w:proofErr w:type="spellStart"/>
+      <w:r>
+        <w:t>activarea</w:t>
+      </w:r>
+      <w:proofErr w:type="spellEnd"/>
+      <w:r>
+        <w:t>/</w:t>
+      </w:r>
+      <w:proofErr w:type="spellStart"/>
+      <w:r>
+        <w:t>dezactivarea</w:t>
+      </w:r>
+      <w:proofErr w:type="spellEnd"/>
+      <w:r>
+        <w:t xml:space="preserve"> </w:t>
+      </w:r>
+      <w:proofErr w:type="spellStart"/>
+      <w:r>
+        <w:t>conturilor</w:t>
+      </w:r>
+      <w:proofErr w:type="spellEnd"/>
+      <w:r>
+        <w:t xml:space="preserve"> </w:t>
+      </w:r>
+      <w:proofErr w:type="spellStart"/>
+      <w:r>
+        <w:t>si</w:t>
+      </w:r>
+      <w:proofErr w:type="spellEnd"/>
+      <w:r>
+        <w:t xml:space="preserve"> </w:t>
+      </w:r>
+      <w:proofErr w:type="spellStart"/>
+      <w:r>
+        <w:t>atribuirea</w:t>
+      </w:r>
+      <w:proofErr w:type="spellEnd"/>
+      <w:r>
+        <w:t>/</w:t>
+      </w:r>
+      <w:proofErr w:type="spellStart"/>
+      <w:r>
+        <w:t>modificarea</w:t>
+      </w:r>
+      <w:proofErr w:type="spellEnd"/>
+      <w:r>
+        <w:t xml:space="preserve"> </w:t>
+      </w:r>
+      <w:proofErr w:type="spellStart"/>
+      <w:r>
+        <w:t>rolurilor</w:t>
+      </w:r>
+      <w:proofErr w:type="spellEnd"/>
+      <w:r>
+        <w:t>.</w:t>
       </w:r>
     </w:p>
     <w:p>
+      <w:proofErr w:type="spellStart"/>
       <w:r>
-        <w:t>In diagrama Use Case, functionalitatea Manage Users include crearea conturilor pentru Gate Operator, Terminal Operator si Customer / Line Agent, modificarea datelor utilizatorilor, resetarea parolelor, activarea/dezactivarea conturilor si atribuirea/modificarea rolurilor.</w:t>
+        <w:t>Zonele</w:t>
+      </w:r>
+      <w:proofErr w:type="spellEnd"/>
+      <w:r>
+        <w:t xml:space="preserve"> </w:t>
+      </w:r>
+      <w:proofErr w:type="spellStart"/>
+      <w:r>
+        <w:t>operationale</w:t>
+      </w:r>
+      <w:proofErr w:type="spellEnd"/>
+      <w:r>
+        <w:t xml:space="preserve"> </w:t>
+      </w:r>
+      <w:proofErr w:type="spellStart"/>
+      <w:r>
+        <w:t>folosite</w:t>
+      </w:r>
+      <w:proofErr w:type="spellEnd"/>
+      <w:r>
+        <w:t xml:space="preserve"> in </w:t>
+      </w:r>
+      <w:proofErr w:type="spellStart"/>
+      <w:r>
+        <w:t>aplicatie</w:t>
+      </w:r>
+      <w:proofErr w:type="spellEnd"/>
+      <w:r>
+        <w:t xml:space="preserve"> sunt: Import Yard, Export Yard, Reefer Area, Empty Yard </w:t>
+      </w:r>
+      <w:proofErr w:type="spellStart"/>
+      <w:r>
+        <w:t>si</w:t>
+      </w:r>
+      <w:proofErr w:type="spellEnd"/>
+      <w:r>
+        <w:t xml:space="preserve"> ISO Tanks / IMDG Cargo Area.</w:t>
       </w:r>
     </w:p>
     <w:p>
@@ -280,7 +639,7 @@
         <w:rPr>
           <w:lang w:val="pt-BR"/>
         </w:rPr>
-        <w:t>Aplicatia foloseste un plan simplificat al terminalului, format din zone si pozitii operationale. Nu se modeleaza mutari interne complexe intre zonele terminalului.</w:t>
+        <w:t>Pozitia containerului se seteaza la Gate IN, la confirmarea descarcarii de pe nava sau se poate corecta din fereastra de detalii a containerului.</w:t>
       </w:r>
     </w:p>
     <w:p>
@@ -293,20 +652,7 @@
         <w:rPr>
           <w:lang w:val="pt-BR"/>
         </w:rPr>
-        <w:t>Functionalitatea Manage Container Moves a fost eliminata din varianta simplificata. Pozitia containerului se seteaza la Gate IN, la confirmarea descarcarii de pe nava sau se poate corecta din fereastra de detalii a containerului.</w:t>
-      </w:r>
-    </w:p>
-    <w:p>
-      <w:pPr>
-        <w:rPr>
-          <w:lang w:val="pt-BR"/>
-        </w:rPr>
-      </w:pPr>
-      <w:r>
-        <w:rPr>
-          <w:lang w:val="pt-BR"/>
-        </w:rPr>
-        <w:t>Functionalitatea Manage Stowage Plan a fost eliminata, deoarece planul oficial de stivuire este realizat de partea navei, de Chief Officer, comandant, linia maritima sau agent, nu de Terminal Operator.</w:t>
+        <w:t>Pozitia containerului este salvata textual si simplificat. Sistemul nu gestioneaza automat nivelurile de stivuire, dar aceeasi pozitie poate reprezenta o stiva de containere.</w:t>
       </w:r>
     </w:p>
     <w:p>
@@ -328,8 +674,21 @@
       </w:pPr>
       <w:r>
         <w:lastRenderedPageBreak/>
-        <w:t>Tabel roluri - functionalitati</w:t>
+        <w:t xml:space="preserve">Tabel </w:t>
       </w:r>
+      <w:proofErr w:type="spellStart"/>
+      <w:r>
+        <w:t>roluri</w:t>
+      </w:r>
+      <w:proofErr w:type="spellEnd"/>
+      <w:r>
+        <w:t xml:space="preserve"> - </w:t>
+      </w:r>
+      <w:proofErr w:type="spellStart"/>
+      <w:r>
+        <w:t>functionalitati</w:t>
+      </w:r>
+      <w:proofErr w:type="spellEnd"/>
     </w:p>
     <w:tbl>
       <w:tblPr>
@@ -373,12 +732,14 @@
             <w:shd w:val="clear" w:color="auto" w:fill="D9EAF7"/>
           </w:tcPr>
           <w:p>
+            <w:proofErr w:type="spellStart"/>
             <w:r>
               <w:rPr>
                 <w:b/>
               </w:rPr>
               <w:t>Functionalitati</w:t>
             </w:r>
+            <w:proofErr w:type="spellEnd"/>
           </w:p>
         </w:tc>
       </w:tr>
@@ -522,13 +883,28 @@
           <w:b/>
           <w:color w:val="1F4E79"/>
         </w:rPr>
-        <w:t>1. Nume: Login</w:t>
+        <w:t xml:space="preserve">1. </w:t>
+      </w:r>
+      <w:proofErr w:type="spellStart"/>
+      <w:r>
+        <w:rPr>
+          <w:b/>
+          <w:color w:val="1F4E79"/>
+        </w:rPr>
+        <w:t>Nume</w:t>
+      </w:r>
+      <w:proofErr w:type="spellEnd"/>
+      <w:r>
+        <w:rPr>
+          <w:b/>
+          <w:color w:val="1F4E79"/>
+        </w:rPr>
+        <w:t>: Login</w:t>
       </w:r>
     </w:p>
     <w:tbl>
       <w:tblPr>
         <w:tblW w:w="0" w:type="auto"/>
-        <w:jc w:val="center"/>
         <w:tblBorders>
           <w:top w:val="single" w:sz="6" w:space="0" w:color="000000"/>
           <w:left w:val="single" w:sz="6" w:space="0" w:color="000000"/>
@@ -544,21 +920,20 @@
         <w:gridCol w:w="6236"/>
       </w:tblGrid>
       <w:tr>
-        <w:trPr>
-          <w:jc w:val="center"/>
-        </w:trPr>
         <w:tc>
           <w:tcPr>
             <w:tcW w:w="2948" w:type="dxa"/>
             <w:shd w:val="clear" w:color="auto" w:fill="D9EAF7"/>
           </w:tcPr>
           <w:p>
+            <w:proofErr w:type="spellStart"/>
             <w:r>
               <w:rPr>
                 <w:b/>
               </w:rPr>
               <w:t>Descriere</w:t>
             </w:r>
+            <w:proofErr w:type="spellEnd"/>
           </w:p>
         </w:tc>
         <w:tc>
@@ -566,16 +941,58 @@
             <w:tcW w:w="6236" w:type="dxa"/>
           </w:tcPr>
           <w:p>
-            <w:r>
-              <w:t>Descrie modul in care un utilizator se autentifica in aplicatia MaritimeOps.</w:t>
+            <w:proofErr w:type="spellStart"/>
+            <w:r>
+              <w:t>Descrie</w:t>
+            </w:r>
+            <w:proofErr w:type="spellEnd"/>
+            <w:r>
+              <w:t xml:space="preserve"> </w:t>
+            </w:r>
+            <w:proofErr w:type="spellStart"/>
+            <w:r>
+              <w:t>modul</w:t>
+            </w:r>
+            <w:proofErr w:type="spellEnd"/>
+            <w:r>
+              <w:t xml:space="preserve"> in care un </w:t>
+            </w:r>
+            <w:proofErr w:type="spellStart"/>
+            <w:r>
+              <w:t>utilizator</w:t>
+            </w:r>
+            <w:proofErr w:type="spellEnd"/>
+            <w:r>
+              <w:t xml:space="preserve"> se </w:t>
+            </w:r>
+            <w:proofErr w:type="spellStart"/>
+            <w:r>
+              <w:t>autentifica</w:t>
+            </w:r>
+            <w:proofErr w:type="spellEnd"/>
+            <w:r>
+              <w:t xml:space="preserve"> in </w:t>
+            </w:r>
+            <w:proofErr w:type="spellStart"/>
+            <w:r>
+              <w:t>aplicatia</w:t>
+            </w:r>
+            <w:proofErr w:type="spellEnd"/>
+            <w:r>
+              <w:t xml:space="preserve"> </w:t>
+            </w:r>
+            <w:proofErr w:type="spellStart"/>
+            <w:r>
+              <w:t>MaritimeOps</w:t>
+            </w:r>
+            <w:proofErr w:type="spellEnd"/>
+            <w:r>
+              <w:t>.</w:t>
             </w:r>
           </w:p>
         </w:tc>
       </w:tr>
       <w:tr>
-        <w:trPr>
-          <w:jc w:val="center"/>
-        </w:trPr>
         <w:tc>
           <w:tcPr>
             <w:tcW w:w="2948" w:type="dxa"/>
@@ -602,21 +1019,34 @@
         </w:tc>
       </w:tr>
       <w:tr>
-        <w:trPr>
-          <w:jc w:val="center"/>
-        </w:trPr>
         <w:tc>
           <w:tcPr>
             <w:tcW w:w="2948" w:type="dxa"/>
             <w:shd w:val="clear" w:color="auto" w:fill="D9EAF7"/>
           </w:tcPr>
           <w:p>
+            <w:proofErr w:type="spellStart"/>
             <w:r>
               <w:rPr>
                 <w:b/>
               </w:rPr>
-              <w:t>Eveniment declansator</w:t>
-            </w:r>
+              <w:t>Eveniment</w:t>
+            </w:r>
+            <w:proofErr w:type="spellEnd"/>
+            <w:r>
+              <w:rPr>
+                <w:b/>
+              </w:rPr>
+              <w:t xml:space="preserve"> </w:t>
+            </w:r>
+            <w:proofErr w:type="spellStart"/>
+            <w:r>
+              <w:rPr>
+                <w:b/>
+              </w:rPr>
+              <w:t>declansator</w:t>
+            </w:r>
+            <w:proofErr w:type="spellEnd"/>
           </w:p>
         </w:tc>
         <w:tc>
@@ -624,28 +1054,48 @@
             <w:tcW w:w="6236" w:type="dxa"/>
           </w:tcPr>
           <w:p>
-            <w:r>
-              <w:t>Utilizatorul cere acces in aplicatie.</w:t>
+            <w:proofErr w:type="spellStart"/>
+            <w:r>
+              <w:t>Utilizatorul</w:t>
+            </w:r>
+            <w:proofErr w:type="spellEnd"/>
+            <w:r>
+              <w:t xml:space="preserve"> cere </w:t>
+            </w:r>
+            <w:proofErr w:type="spellStart"/>
+            <w:r>
+              <w:t>acces</w:t>
+            </w:r>
+            <w:proofErr w:type="spellEnd"/>
+            <w:r>
+              <w:t xml:space="preserve"> in </w:t>
+            </w:r>
+            <w:proofErr w:type="spellStart"/>
+            <w:r>
+              <w:t>aplicatie</w:t>
+            </w:r>
+            <w:proofErr w:type="spellEnd"/>
+            <w:r>
+              <w:t>.</w:t>
             </w:r>
           </w:p>
         </w:tc>
       </w:tr>
       <w:tr>
-        <w:trPr>
-          <w:jc w:val="center"/>
-        </w:trPr>
         <w:tc>
           <w:tcPr>
             <w:tcW w:w="2948" w:type="dxa"/>
             <w:shd w:val="clear" w:color="auto" w:fill="D9EAF7"/>
           </w:tcPr>
           <w:p>
+            <w:proofErr w:type="spellStart"/>
             <w:r>
               <w:rPr>
                 <w:b/>
               </w:rPr>
               <w:t>Preconditii</w:t>
             </w:r>
+            <w:proofErr w:type="spellEnd"/>
           </w:p>
         </w:tc>
         <w:tc>
@@ -653,28 +1103,88 @@
             <w:tcW w:w="6236" w:type="dxa"/>
           </w:tcPr>
           <w:p>
-            <w:r>
-              <w:t>Sistemul functioneaza corect si exista cel putin un cont creat.</w:t>
+            <w:proofErr w:type="spellStart"/>
+            <w:r>
+              <w:t>Sistemul</w:t>
+            </w:r>
+            <w:proofErr w:type="spellEnd"/>
+            <w:r>
+              <w:t xml:space="preserve"> </w:t>
+            </w:r>
+            <w:proofErr w:type="spellStart"/>
+            <w:r>
+              <w:t>functioneaza</w:t>
+            </w:r>
+            <w:proofErr w:type="spellEnd"/>
+            <w:r>
+              <w:t xml:space="preserve"> </w:t>
+            </w:r>
+            <w:proofErr w:type="spellStart"/>
+            <w:r>
+              <w:t>corect</w:t>
+            </w:r>
+            <w:proofErr w:type="spellEnd"/>
+            <w:r>
+              <w:t xml:space="preserve"> </w:t>
+            </w:r>
+            <w:proofErr w:type="spellStart"/>
+            <w:r>
+              <w:t>si</w:t>
+            </w:r>
+            <w:proofErr w:type="spellEnd"/>
+            <w:r>
+              <w:t xml:space="preserve"> </w:t>
+            </w:r>
+            <w:proofErr w:type="spellStart"/>
+            <w:r>
+              <w:t>exista</w:t>
+            </w:r>
+            <w:proofErr w:type="spellEnd"/>
+            <w:r>
+              <w:t xml:space="preserve"> cel </w:t>
+            </w:r>
+            <w:proofErr w:type="spellStart"/>
+            <w:r>
+              <w:t>putin</w:t>
+            </w:r>
+            <w:proofErr w:type="spellEnd"/>
+            <w:r>
+              <w:t xml:space="preserve"> un </w:t>
+            </w:r>
+            <w:proofErr w:type="spellStart"/>
+            <w:r>
+              <w:t>cont</w:t>
+            </w:r>
+            <w:proofErr w:type="spellEnd"/>
+            <w:r>
+              <w:t xml:space="preserve"> </w:t>
+            </w:r>
+            <w:proofErr w:type="spellStart"/>
+            <w:r>
+              <w:t>creat</w:t>
+            </w:r>
+            <w:proofErr w:type="spellEnd"/>
+            <w:r>
+              <w:t>.</w:t>
             </w:r>
           </w:p>
         </w:tc>
       </w:tr>
       <w:tr>
-        <w:trPr>
-          <w:jc w:val="center"/>
-        </w:trPr>
         <w:tc>
           <w:tcPr>
             <w:tcW w:w="2948" w:type="dxa"/>
             <w:shd w:val="clear" w:color="auto" w:fill="D9EAF7"/>
           </w:tcPr>
           <w:p>
+            <w:proofErr w:type="spellStart"/>
             <w:r>
               <w:rPr>
                 <w:b/>
               </w:rPr>
               <w:t>Postconditii</w:t>
             </w:r>
+            <w:proofErr w:type="spellEnd"/>
           </w:p>
         </w:tc>
         <w:tc>
@@ -697,21 +1207,34 @@
         </w:tc>
       </w:tr>
       <w:tr>
-        <w:trPr>
-          <w:jc w:val="center"/>
-        </w:trPr>
         <w:tc>
           <w:tcPr>
             <w:tcW w:w="2948" w:type="dxa"/>
             <w:shd w:val="clear" w:color="auto" w:fill="D9EAF7"/>
           </w:tcPr>
           <w:p>
+            <w:proofErr w:type="spellStart"/>
             <w:r>
               <w:rPr>
                 <w:b/>
               </w:rPr>
-              <w:t>Referinte incrucisate</w:t>
-            </w:r>
+              <w:t>Referinte</w:t>
+            </w:r>
+            <w:proofErr w:type="spellEnd"/>
+            <w:r>
+              <w:rPr>
+                <w:b/>
+              </w:rPr>
+              <w:t xml:space="preserve"> </w:t>
+            </w:r>
+            <w:proofErr w:type="spellStart"/>
+            <w:r>
+              <w:rPr>
+                <w:b/>
+              </w:rPr>
+              <w:t>incrucisate</w:t>
+            </w:r>
+            <w:proofErr w:type="spellEnd"/>
           </w:p>
         </w:tc>
         <w:tc>
@@ -777,12 +1300,14 @@
             <w:shd w:val="clear" w:color="auto" w:fill="D9EAF7"/>
           </w:tcPr>
           <w:p>
+            <w:proofErr w:type="spellStart"/>
             <w:r>
               <w:rPr>
                 <w:b/>
               </w:rPr>
               <w:t>Sistem</w:t>
             </w:r>
+            <w:proofErr w:type="spellEnd"/>
           </w:p>
         </w:tc>
       </w:tr>
@@ -796,7 +1321,23 @@
           </w:tcPr>
           <w:p>
             <w:r>
-              <w:t>1. Cere autentificarea in aplicatie.</w:t>
+              <w:t xml:space="preserve">1. Cere </w:t>
+            </w:r>
+            <w:proofErr w:type="spellStart"/>
+            <w:r>
+              <w:t>autentificarea</w:t>
+            </w:r>
+            <w:proofErr w:type="spellEnd"/>
+            <w:r>
+              <w:t xml:space="preserve"> in </w:t>
+            </w:r>
+            <w:proofErr w:type="spellStart"/>
+            <w:r>
+              <w:t>aplicatie</w:t>
+            </w:r>
+            <w:proofErr w:type="spellEnd"/>
+            <w:r>
+              <w:t>.</w:t>
             </w:r>
           </w:p>
         </w:tc>
@@ -806,7 +1347,31 @@
           </w:tcPr>
           <w:p>
             <w:r>
-              <w:t>2. Afiseaza formularul de autentificare.</w:t>
+              <w:t xml:space="preserve">2. </w:t>
+            </w:r>
+            <w:proofErr w:type="spellStart"/>
+            <w:r>
+              <w:t>Afiseaza</w:t>
+            </w:r>
+            <w:proofErr w:type="spellEnd"/>
+            <w:r>
+              <w:t xml:space="preserve"> </w:t>
+            </w:r>
+            <w:proofErr w:type="spellStart"/>
+            <w:r>
+              <w:t>formularul</w:t>
+            </w:r>
+            <w:proofErr w:type="spellEnd"/>
+            <w:r>
+              <w:t xml:space="preserve"> de </w:t>
+            </w:r>
+            <w:proofErr w:type="spellStart"/>
+            <w:r>
+              <w:t>autentificare</w:t>
+            </w:r>
+            <w:proofErr w:type="spellEnd"/>
+            <w:r>
+              <w:t>.</w:t>
             </w:r>
           </w:p>
         </w:tc>
@@ -839,7 +1404,31 @@
           </w:tcPr>
           <w:p>
             <w:r>
-              <w:t>4. Verifica datele introduse. [A2]</w:t>
+              <w:t xml:space="preserve">4. </w:t>
+            </w:r>
+            <w:proofErr w:type="spellStart"/>
+            <w:r>
+              <w:t>Verifica</w:t>
+            </w:r>
+            <w:proofErr w:type="spellEnd"/>
+            <w:r>
+              <w:t xml:space="preserve"> </w:t>
+            </w:r>
+            <w:proofErr w:type="spellStart"/>
+            <w:r>
+              <w:t>datele</w:t>
+            </w:r>
+            <w:proofErr w:type="spellEnd"/>
+            <w:r>
+              <w:t xml:space="preserve"> </w:t>
+            </w:r>
+            <w:proofErr w:type="spellStart"/>
+            <w:r>
+              <w:t>introduse</w:t>
+            </w:r>
+            <w:proofErr w:type="spellEnd"/>
+            <w:r>
+              <w:t>. [A2]</w:t>
             </w:r>
           </w:p>
         </w:tc>
@@ -860,7 +1449,31 @@
           </w:tcPr>
           <w:p>
             <w:r>
-              <w:t>5. Identifica rolul utilizatorului.</w:t>
+              <w:t xml:space="preserve">5. </w:t>
+            </w:r>
+            <w:proofErr w:type="spellStart"/>
+            <w:r>
+              <w:t>Identifica</w:t>
+            </w:r>
+            <w:proofErr w:type="spellEnd"/>
+            <w:r>
+              <w:t xml:space="preserve"> </w:t>
+            </w:r>
+            <w:proofErr w:type="spellStart"/>
+            <w:r>
+              <w:t>rolul</w:t>
+            </w:r>
+            <w:proofErr w:type="spellEnd"/>
+            <w:r>
+              <w:t xml:space="preserve"> </w:t>
+            </w:r>
+            <w:proofErr w:type="spellStart"/>
+            <w:r>
+              <w:t>utilizatorului</w:t>
+            </w:r>
+            <w:proofErr w:type="spellEnd"/>
+            <w:r>
+              <w:t>.</w:t>
             </w:r>
           </w:p>
         </w:tc>
@@ -881,7 +1494,31 @@
           </w:tcPr>
           <w:p>
             <w:r>
-              <w:t>6. Afiseaza meniul specific rolului.</w:t>
+              <w:t xml:space="preserve">6. </w:t>
+            </w:r>
+            <w:proofErr w:type="spellStart"/>
+            <w:r>
+              <w:t>Afiseaza</w:t>
+            </w:r>
+            <w:proofErr w:type="spellEnd"/>
+            <w:r>
+              <w:t xml:space="preserve"> </w:t>
+            </w:r>
+            <w:proofErr w:type="spellStart"/>
+            <w:r>
+              <w:t>meniul</w:t>
+            </w:r>
+            <w:proofErr w:type="spellEnd"/>
+            <w:r>
+              <w:t xml:space="preserve"> specific </w:t>
+            </w:r>
+            <w:proofErr w:type="spellStart"/>
+            <w:r>
+              <w:t>rolului</w:t>
+            </w:r>
+            <w:proofErr w:type="spellEnd"/>
+            <w:r>
+              <w:t>.</w:t>
             </w:r>
           </w:p>
         </w:tc>
@@ -892,8 +1529,13 @@
       <w:pPr>
         <w:pStyle w:val="Heading2"/>
       </w:pPr>
+      <w:proofErr w:type="spellStart"/>
       <w:r>
-        <w:t>Fluxuri alternative</w:t>
+        <w:t>Fluxuri</w:t>
+      </w:r>
+      <w:proofErr w:type="spellEnd"/>
+      <w:r>
+        <w:t xml:space="preserve"> alternative</w:t>
       </w:r>
     </w:p>
     <w:p>
@@ -959,13 +1601,26 @@
           <w:color w:val="1F4E79"/>
         </w:rPr>
         <w:lastRenderedPageBreak/>
-        <w:t>2. Nume: Logout</w:t>
+        <w:t xml:space="preserve">2. </w:t>
+      </w:r>
+      <w:proofErr w:type="spellStart"/>
+      <w:r>
+        <w:rPr>
+          <w:color w:val="1F4E79"/>
+        </w:rPr>
+        <w:t>Nume</w:t>
+      </w:r>
+      <w:proofErr w:type="spellEnd"/>
+      <w:r>
+        <w:rPr>
+          <w:color w:val="1F4E79"/>
+        </w:rPr>
+        <w:t>: Logout</w:t>
       </w:r>
     </w:p>
     <w:tbl>
       <w:tblPr>
         <w:tblW w:w="0" w:type="auto"/>
-        <w:jc w:val="center"/>
         <w:tblBorders>
           <w:top w:val="single" w:sz="6" w:space="0" w:color="000000"/>
           <w:left w:val="single" w:sz="6" w:space="0" w:color="000000"/>
@@ -981,21 +1636,20 @@
         <w:gridCol w:w="6236"/>
       </w:tblGrid>
       <w:tr>
-        <w:trPr>
-          <w:jc w:val="center"/>
-        </w:trPr>
         <w:tc>
           <w:tcPr>
             <w:tcW w:w="2948" w:type="dxa"/>
             <w:shd w:val="clear" w:color="auto" w:fill="D9EAF7"/>
           </w:tcPr>
           <w:p>
+            <w:proofErr w:type="spellStart"/>
             <w:r>
               <w:rPr>
                 <w:b/>
               </w:rPr>
               <w:t>Descriere</w:t>
             </w:r>
+            <w:proofErr w:type="spellEnd"/>
           </w:p>
         </w:tc>
         <w:tc>
@@ -1003,16 +1657,50 @@
             <w:tcW w:w="6236" w:type="dxa"/>
           </w:tcPr>
           <w:p>
-            <w:r>
-              <w:t>Descrie modul in care un utilizator iese din aplicatie.</w:t>
+            <w:proofErr w:type="spellStart"/>
+            <w:r>
+              <w:t>Descrie</w:t>
+            </w:r>
+            <w:proofErr w:type="spellEnd"/>
+            <w:r>
+              <w:t xml:space="preserve"> </w:t>
+            </w:r>
+            <w:proofErr w:type="spellStart"/>
+            <w:r>
+              <w:t>modul</w:t>
+            </w:r>
+            <w:proofErr w:type="spellEnd"/>
+            <w:r>
+              <w:t xml:space="preserve"> in care un </w:t>
+            </w:r>
+            <w:proofErr w:type="spellStart"/>
+            <w:r>
+              <w:t>utilizator</w:t>
+            </w:r>
+            <w:proofErr w:type="spellEnd"/>
+            <w:r>
+              <w:t xml:space="preserve"> </w:t>
+            </w:r>
+            <w:proofErr w:type="spellStart"/>
+            <w:r>
+              <w:t>iese</w:t>
+            </w:r>
+            <w:proofErr w:type="spellEnd"/>
+            <w:r>
+              <w:t xml:space="preserve"> din </w:t>
+            </w:r>
+            <w:proofErr w:type="spellStart"/>
+            <w:r>
+              <w:t>aplicatie</w:t>
+            </w:r>
+            <w:proofErr w:type="spellEnd"/>
+            <w:r>
+              <w:t>.</w:t>
             </w:r>
           </w:p>
         </w:tc>
       </w:tr>
       <w:tr>
-        <w:trPr>
-          <w:jc w:val="center"/>
-        </w:trPr>
         <w:tc>
           <w:tcPr>
             <w:tcW w:w="2948" w:type="dxa"/>
@@ -1039,21 +1727,34 @@
         </w:tc>
       </w:tr>
       <w:tr>
-        <w:trPr>
-          <w:jc w:val="center"/>
-        </w:trPr>
         <w:tc>
           <w:tcPr>
             <w:tcW w:w="2948" w:type="dxa"/>
             <w:shd w:val="clear" w:color="auto" w:fill="D9EAF7"/>
           </w:tcPr>
           <w:p>
+            <w:proofErr w:type="spellStart"/>
             <w:r>
               <w:rPr>
                 <w:b/>
               </w:rPr>
-              <w:t>Eveniment declansator</w:t>
-            </w:r>
+              <w:t>Eveniment</w:t>
+            </w:r>
+            <w:proofErr w:type="spellEnd"/>
+            <w:r>
+              <w:rPr>
+                <w:b/>
+              </w:rPr>
+              <w:t xml:space="preserve"> </w:t>
+            </w:r>
+            <w:proofErr w:type="spellStart"/>
+            <w:r>
+              <w:rPr>
+                <w:b/>
+              </w:rPr>
+              <w:t>declansator</w:t>
+            </w:r>
+            <w:proofErr w:type="spellEnd"/>
           </w:p>
         </w:tc>
         <w:tc>
@@ -1076,21 +1777,20 @@
         </w:tc>
       </w:tr>
       <w:tr>
-        <w:trPr>
-          <w:jc w:val="center"/>
-        </w:trPr>
         <w:tc>
           <w:tcPr>
             <w:tcW w:w="2948" w:type="dxa"/>
             <w:shd w:val="clear" w:color="auto" w:fill="D9EAF7"/>
           </w:tcPr>
           <w:p>
+            <w:proofErr w:type="spellStart"/>
             <w:r>
               <w:rPr>
                 <w:b/>
               </w:rPr>
               <w:t>Preconditii</w:t>
             </w:r>
+            <w:proofErr w:type="spellEnd"/>
           </w:p>
         </w:tc>
         <w:tc>
@@ -1098,28 +1798,56 @@
             <w:tcW w:w="6236" w:type="dxa"/>
           </w:tcPr>
           <w:p>
-            <w:r>
-              <w:t>Utilizatorul este autentificat in aplicatie.</w:t>
+            <w:proofErr w:type="spellStart"/>
+            <w:r>
+              <w:t>Utilizatorul</w:t>
+            </w:r>
+            <w:proofErr w:type="spellEnd"/>
+            <w:r>
+              <w:t xml:space="preserve"> </w:t>
+            </w:r>
+            <w:proofErr w:type="spellStart"/>
+            <w:r>
+              <w:t>este</w:t>
+            </w:r>
+            <w:proofErr w:type="spellEnd"/>
+            <w:r>
+              <w:t xml:space="preserve"> </w:t>
+            </w:r>
+            <w:proofErr w:type="spellStart"/>
+            <w:r>
+              <w:t>autentificat</w:t>
+            </w:r>
+            <w:proofErr w:type="spellEnd"/>
+            <w:r>
+              <w:t xml:space="preserve"> in </w:t>
+            </w:r>
+            <w:proofErr w:type="spellStart"/>
+            <w:r>
+              <w:t>aplicatie</w:t>
+            </w:r>
+            <w:proofErr w:type="spellEnd"/>
+            <w:r>
+              <w:t>.</w:t>
             </w:r>
           </w:p>
         </w:tc>
       </w:tr>
       <w:tr>
-        <w:trPr>
-          <w:jc w:val="center"/>
-        </w:trPr>
         <w:tc>
           <w:tcPr>
             <w:tcW w:w="2948" w:type="dxa"/>
             <w:shd w:val="clear" w:color="auto" w:fill="D9EAF7"/>
           </w:tcPr>
           <w:p>
+            <w:proofErr w:type="spellStart"/>
             <w:r>
               <w:rPr>
                 <w:b/>
               </w:rPr>
               <w:t>Postconditii</w:t>
             </w:r>
+            <w:proofErr w:type="spellEnd"/>
           </w:p>
         </w:tc>
         <w:tc>
@@ -1142,21 +1870,34 @@
         </w:tc>
       </w:tr>
       <w:tr>
-        <w:trPr>
-          <w:jc w:val="center"/>
-        </w:trPr>
         <w:tc>
           <w:tcPr>
             <w:tcW w:w="2948" w:type="dxa"/>
             <w:shd w:val="clear" w:color="auto" w:fill="D9EAF7"/>
           </w:tcPr>
           <w:p>
+            <w:proofErr w:type="spellStart"/>
             <w:r>
               <w:rPr>
                 <w:b/>
               </w:rPr>
-              <w:t>Referinte incrucisate</w:t>
-            </w:r>
+              <w:t>Referinte</w:t>
+            </w:r>
+            <w:proofErr w:type="spellEnd"/>
+            <w:r>
+              <w:rPr>
+                <w:b/>
+              </w:rPr>
+              <w:t xml:space="preserve"> </w:t>
+            </w:r>
+            <w:proofErr w:type="spellStart"/>
+            <w:r>
+              <w:rPr>
+                <w:b/>
+              </w:rPr>
+              <w:t>incrucisate</w:t>
+            </w:r>
+            <w:proofErr w:type="spellEnd"/>
           </w:p>
         </w:tc>
         <w:tc>
@@ -1222,12 +1963,14 @@
             <w:shd w:val="clear" w:color="auto" w:fill="D9EAF7"/>
           </w:tcPr>
           <w:p>
+            <w:proofErr w:type="spellStart"/>
             <w:r>
               <w:rPr>
                 <w:b/>
               </w:rPr>
               <w:t>Sistem</w:t>
             </w:r>
+            <w:proofErr w:type="spellEnd"/>
           </w:p>
         </w:tc>
       </w:tr>
@@ -1241,7 +1984,23 @@
           </w:tcPr>
           <w:p>
             <w:r>
-              <w:t>1. Selecteaza optiunea Logout.</w:t>
+              <w:t xml:space="preserve">1. </w:t>
+            </w:r>
+            <w:proofErr w:type="spellStart"/>
+            <w:r>
+              <w:t>Selecteaza</w:t>
+            </w:r>
+            <w:proofErr w:type="spellEnd"/>
+            <w:r>
+              <w:t xml:space="preserve"> </w:t>
+            </w:r>
+            <w:proofErr w:type="spellStart"/>
+            <w:r>
+              <w:t>optiunea</w:t>
+            </w:r>
+            <w:proofErr w:type="spellEnd"/>
+            <w:r>
+              <w:t xml:space="preserve"> Logout.</w:t>
             </w:r>
           </w:p>
         </w:tc>
@@ -1251,7 +2010,23 @@
           </w:tcPr>
           <w:p>
             <w:r>
-              <w:t>2. Cere confirmarea iesirii din cont. [A1]</w:t>
+              <w:t xml:space="preserve">2. Cere </w:t>
+            </w:r>
+            <w:proofErr w:type="spellStart"/>
+            <w:r>
+              <w:t>confirmarea</w:t>
+            </w:r>
+            <w:proofErr w:type="spellEnd"/>
+            <w:r>
+              <w:t xml:space="preserve"> </w:t>
+            </w:r>
+            <w:proofErr w:type="spellStart"/>
+            <w:r>
+              <w:t>iesirii</w:t>
+            </w:r>
+            <w:proofErr w:type="spellEnd"/>
+            <w:r>
+              <w:t xml:space="preserve"> din cont. [A1]</w:t>
             </w:r>
           </w:p>
         </w:tc>
@@ -1266,7 +2041,23 @@
           </w:tcPr>
           <w:p>
             <w:r>
-              <w:t>3. Confirma iesirea.</w:t>
+              <w:t xml:space="preserve">3. </w:t>
+            </w:r>
+            <w:proofErr w:type="spellStart"/>
+            <w:r>
+              <w:t>Confirma</w:t>
+            </w:r>
+            <w:proofErr w:type="spellEnd"/>
+            <w:r>
+              <w:t xml:space="preserve"> </w:t>
+            </w:r>
+            <w:proofErr w:type="spellStart"/>
+            <w:r>
+              <w:t>iesirea</w:t>
+            </w:r>
+            <w:proofErr w:type="spellEnd"/>
+            <w:r>
+              <w:t>.</w:t>
             </w:r>
           </w:p>
         </w:tc>
@@ -1276,7 +2067,31 @@
           </w:tcPr>
           <w:p>
             <w:r>
-              <w:t>4. Inchide sesiunea utilizatorului.</w:t>
+              <w:t xml:space="preserve">4. </w:t>
+            </w:r>
+            <w:proofErr w:type="spellStart"/>
+            <w:r>
+              <w:t>Inchide</w:t>
+            </w:r>
+            <w:proofErr w:type="spellEnd"/>
+            <w:r>
+              <w:t xml:space="preserve"> </w:t>
+            </w:r>
+            <w:proofErr w:type="spellStart"/>
+            <w:r>
+              <w:t>sesiunea</w:t>
+            </w:r>
+            <w:proofErr w:type="spellEnd"/>
+            <w:r>
+              <w:t xml:space="preserve"> </w:t>
+            </w:r>
+            <w:proofErr w:type="spellStart"/>
+            <w:r>
+              <w:t>utilizatorului</w:t>
+            </w:r>
+            <w:proofErr w:type="spellEnd"/>
+            <w:r>
+              <w:t>.</w:t>
             </w:r>
           </w:p>
         </w:tc>
@@ -1297,7 +2112,31 @@
           </w:tcPr>
           <w:p>
             <w:r>
-              <w:t>5. Afiseaza ecranul de autentificare.</w:t>
+              <w:t xml:space="preserve">5. </w:t>
+            </w:r>
+            <w:proofErr w:type="spellStart"/>
+            <w:r>
+              <w:t>Afiseaza</w:t>
+            </w:r>
+            <w:proofErr w:type="spellEnd"/>
+            <w:r>
+              <w:t xml:space="preserve"> </w:t>
+            </w:r>
+            <w:proofErr w:type="spellStart"/>
+            <w:r>
+              <w:t>ecranul</w:t>
+            </w:r>
+            <w:proofErr w:type="spellEnd"/>
+            <w:r>
+              <w:t xml:space="preserve"> de </w:t>
+            </w:r>
+            <w:proofErr w:type="spellStart"/>
+            <w:r>
+              <w:t>autentificare</w:t>
+            </w:r>
+            <w:proofErr w:type="spellEnd"/>
+            <w:r>
+              <w:t>.</w:t>
             </w:r>
           </w:p>
         </w:tc>
@@ -1308,8 +2147,13 @@
       <w:pPr>
         <w:pStyle w:val="Heading2"/>
       </w:pPr>
+      <w:proofErr w:type="spellStart"/>
       <w:r>
-        <w:t>Fluxuri alternative</w:t>
+        <w:t>Fluxuri</w:t>
+      </w:r>
+      <w:proofErr w:type="spellEnd"/>
+      <w:r>
+        <w:t xml:space="preserve"> alternative</w:t>
       </w:r>
     </w:p>
     <w:p>
@@ -1326,8 +2170,13 @@
         </w:rPr>
         <w:t xml:space="preserve">Sistemul pastreaza sesiunea activa. </w:t>
       </w:r>
+      <w:proofErr w:type="spellStart"/>
       <w:r>
-        <w:t>Fluxul se termina.</w:t>
+        <w:t>Fluxul</w:t>
+      </w:r>
+      <w:proofErr w:type="spellEnd"/>
+      <w:r>
+        <w:t xml:space="preserve"> se termina.</w:t>
       </w:r>
     </w:p>
     <w:p/>
@@ -1339,13 +2188,26 @@
         <w:rPr>
           <w:color w:val="1F4E79"/>
         </w:rPr>
-        <w:t>3. Nume: Manage Users</w:t>
+        <w:t xml:space="preserve">3. </w:t>
+      </w:r>
+      <w:proofErr w:type="spellStart"/>
+      <w:r>
+        <w:rPr>
+          <w:color w:val="1F4E79"/>
+        </w:rPr>
+        <w:t>Nume</w:t>
+      </w:r>
+      <w:proofErr w:type="spellEnd"/>
+      <w:r>
+        <w:rPr>
+          <w:color w:val="1F4E79"/>
+        </w:rPr>
+        <w:t>: Manage Users</w:t>
       </w:r>
     </w:p>
     <w:tbl>
       <w:tblPr>
         <w:tblW w:w="0" w:type="auto"/>
-        <w:jc w:val="center"/>
         <w:tblBorders>
           <w:top w:val="single" w:sz="6" w:space="0" w:color="000000"/>
           <w:left w:val="single" w:sz="6" w:space="0" w:color="000000"/>
@@ -1361,21 +2223,20 @@
         <w:gridCol w:w="6236"/>
       </w:tblGrid>
       <w:tr>
-        <w:trPr>
-          <w:jc w:val="center"/>
-        </w:trPr>
         <w:tc>
           <w:tcPr>
             <w:tcW w:w="2948" w:type="dxa"/>
             <w:shd w:val="clear" w:color="auto" w:fill="D9EAF7"/>
           </w:tcPr>
           <w:p>
+            <w:proofErr w:type="spellStart"/>
             <w:r>
               <w:rPr>
                 <w:b/>
               </w:rPr>
               <w:t>Descriere</w:t>
             </w:r>
+            <w:proofErr w:type="spellEnd"/>
           </w:p>
         </w:tc>
         <w:tc>
@@ -1398,9 +2259,6 @@
         </w:tc>
       </w:tr>
       <w:tr>
-        <w:trPr>
-          <w:jc w:val="center"/>
-        </w:trPr>
         <w:tc>
           <w:tcPr>
             <w:tcW w:w="2948" w:type="dxa"/>
@@ -1427,21 +2285,34 @@
         </w:tc>
       </w:tr>
       <w:tr>
-        <w:trPr>
-          <w:jc w:val="center"/>
-        </w:trPr>
         <w:tc>
           <w:tcPr>
             <w:tcW w:w="2948" w:type="dxa"/>
             <w:shd w:val="clear" w:color="auto" w:fill="D9EAF7"/>
           </w:tcPr>
           <w:p>
+            <w:proofErr w:type="spellStart"/>
             <w:r>
               <w:rPr>
                 <w:b/>
               </w:rPr>
-              <w:t>Eveniment declansator</w:t>
-            </w:r>
+              <w:t>Eveniment</w:t>
+            </w:r>
+            <w:proofErr w:type="spellEnd"/>
+            <w:r>
+              <w:rPr>
+                <w:b/>
+              </w:rPr>
+              <w:t xml:space="preserve"> </w:t>
+            </w:r>
+            <w:proofErr w:type="spellStart"/>
+            <w:r>
+              <w:rPr>
+                <w:b/>
+              </w:rPr>
+              <w:t>declansator</w:t>
+            </w:r>
+            <w:proofErr w:type="spellEnd"/>
           </w:p>
         </w:tc>
         <w:tc>
@@ -1464,21 +2335,20 @@
         </w:tc>
       </w:tr>
       <w:tr>
-        <w:trPr>
-          <w:jc w:val="center"/>
-        </w:trPr>
         <w:tc>
           <w:tcPr>
             <w:tcW w:w="2948" w:type="dxa"/>
             <w:shd w:val="clear" w:color="auto" w:fill="D9EAF7"/>
           </w:tcPr>
           <w:p>
+            <w:proofErr w:type="spellStart"/>
             <w:r>
               <w:rPr>
                 <w:b/>
               </w:rPr>
               <w:t>Preconditii</w:t>
             </w:r>
+            <w:proofErr w:type="spellEnd"/>
           </w:p>
         </w:tc>
         <w:tc>
@@ -1501,21 +2371,20 @@
         </w:tc>
       </w:tr>
       <w:tr>
-        <w:trPr>
-          <w:jc w:val="center"/>
-        </w:trPr>
         <w:tc>
           <w:tcPr>
             <w:tcW w:w="2948" w:type="dxa"/>
             <w:shd w:val="clear" w:color="auto" w:fill="D9EAF7"/>
           </w:tcPr>
           <w:p>
+            <w:proofErr w:type="spellStart"/>
             <w:r>
               <w:rPr>
                 <w:b/>
               </w:rPr>
               <w:t>Postconditii</w:t>
             </w:r>
+            <w:proofErr w:type="spellEnd"/>
           </w:p>
         </w:tc>
         <w:tc>
@@ -1538,21 +2407,34 @@
         </w:tc>
       </w:tr>
       <w:tr>
-        <w:trPr>
-          <w:jc w:val="center"/>
-        </w:trPr>
         <w:tc>
           <w:tcPr>
             <w:tcW w:w="2948" w:type="dxa"/>
             <w:shd w:val="clear" w:color="auto" w:fill="D9EAF7"/>
           </w:tcPr>
           <w:p>
+            <w:proofErr w:type="spellStart"/>
             <w:r>
               <w:rPr>
                 <w:b/>
               </w:rPr>
-              <w:t>Referinte incrucisate</w:t>
-            </w:r>
+              <w:t>Referinte</w:t>
+            </w:r>
+            <w:proofErr w:type="spellEnd"/>
+            <w:r>
+              <w:rPr>
+                <w:b/>
+              </w:rPr>
+              <w:t xml:space="preserve"> </w:t>
+            </w:r>
+            <w:proofErr w:type="spellStart"/>
+            <w:r>
+              <w:rPr>
+                <w:b/>
+              </w:rPr>
+              <w:t>incrucisate</w:t>
+            </w:r>
+            <w:proofErr w:type="spellEnd"/>
           </w:p>
         </w:tc>
         <w:tc>
@@ -1620,12 +2502,14 @@
             <w:shd w:val="clear" w:color="auto" w:fill="D9EAF7"/>
           </w:tcPr>
           <w:p>
+            <w:proofErr w:type="spellStart"/>
             <w:r>
               <w:rPr>
                 <w:b/>
               </w:rPr>
               <w:t>Sistem</w:t>
             </w:r>
+            <w:proofErr w:type="spellEnd"/>
           </w:p>
         </w:tc>
       </w:tr>
@@ -1639,7 +2523,23 @@
           </w:tcPr>
           <w:p>
             <w:r>
-              <w:t>1. Acceseaza sectiunea Manage Users.</w:t>
+              <w:t xml:space="preserve">1. </w:t>
+            </w:r>
+            <w:proofErr w:type="spellStart"/>
+            <w:r>
+              <w:t>Acceseaza</w:t>
+            </w:r>
+            <w:proofErr w:type="spellEnd"/>
+            <w:r>
+              <w:t xml:space="preserve"> </w:t>
+            </w:r>
+            <w:proofErr w:type="spellStart"/>
+            <w:r>
+              <w:t>sectiunea</w:t>
+            </w:r>
+            <w:proofErr w:type="spellEnd"/>
+            <w:r>
+              <w:t xml:space="preserve"> Manage Users.</w:t>
             </w:r>
           </w:p>
         </w:tc>
@@ -1649,7 +2549,39 @@
           </w:tcPr>
           <w:p>
             <w:r>
-              <w:t>2. Afiseaza lista utilizatorilor existenti.</w:t>
+              <w:t xml:space="preserve">2. </w:t>
+            </w:r>
+            <w:proofErr w:type="spellStart"/>
+            <w:r>
+              <w:t>Afiseaza</w:t>
+            </w:r>
+            <w:proofErr w:type="spellEnd"/>
+            <w:r>
+              <w:t xml:space="preserve"> </w:t>
+            </w:r>
+            <w:proofErr w:type="spellStart"/>
+            <w:r>
+              <w:t>lista</w:t>
+            </w:r>
+            <w:proofErr w:type="spellEnd"/>
+            <w:r>
+              <w:t xml:space="preserve"> </w:t>
+            </w:r>
+            <w:proofErr w:type="spellStart"/>
+            <w:r>
+              <w:t>utilizatorilor</w:t>
+            </w:r>
+            <w:proofErr w:type="spellEnd"/>
+            <w:r>
+              <w:t xml:space="preserve"> </w:t>
+            </w:r>
+            <w:proofErr w:type="spellStart"/>
+            <w:r>
+              <w:t>existenti</w:t>
+            </w:r>
+            <w:proofErr w:type="spellEnd"/>
+            <w:r>
+              <w:t>.</w:t>
             </w:r>
           </w:p>
         </w:tc>
@@ -1664,7 +2596,127 @@
           </w:tcPr>
           <w:p>
             <w:r>
-              <w:t>3. Selecteaza operatia dorita: creare cont, modificare cont, resetare parola, activare/dezactivare cont sau atribuire rol.</w:t>
+              <w:t xml:space="preserve">3. </w:t>
+            </w:r>
+            <w:proofErr w:type="spellStart"/>
+            <w:r>
+              <w:t>Selecteaza</w:t>
+            </w:r>
+            <w:proofErr w:type="spellEnd"/>
+            <w:r>
+              <w:t xml:space="preserve"> </w:t>
+            </w:r>
+            <w:proofErr w:type="spellStart"/>
+            <w:r>
+              <w:t>operatia</w:t>
+            </w:r>
+            <w:proofErr w:type="spellEnd"/>
+            <w:r>
+              <w:t xml:space="preserve"> </w:t>
+            </w:r>
+            <w:proofErr w:type="spellStart"/>
+            <w:r>
+              <w:t>dorita</w:t>
+            </w:r>
+            <w:proofErr w:type="spellEnd"/>
+            <w:r>
+              <w:t xml:space="preserve">: </w:t>
+            </w:r>
+            <w:proofErr w:type="spellStart"/>
+            <w:r>
+              <w:t>creare</w:t>
+            </w:r>
+            <w:proofErr w:type="spellEnd"/>
+            <w:r>
+              <w:t xml:space="preserve"> </w:t>
+            </w:r>
+            <w:proofErr w:type="spellStart"/>
+            <w:r>
+              <w:t>cont</w:t>
+            </w:r>
+            <w:proofErr w:type="spellEnd"/>
+            <w:r>
+              <w:t xml:space="preserve">, </w:t>
+            </w:r>
+            <w:proofErr w:type="spellStart"/>
+            <w:r>
+              <w:t>modificare</w:t>
+            </w:r>
+            <w:proofErr w:type="spellEnd"/>
+            <w:r>
+              <w:t xml:space="preserve"> </w:t>
+            </w:r>
+            <w:proofErr w:type="spellStart"/>
+            <w:r>
+              <w:t>cont</w:t>
+            </w:r>
+            <w:proofErr w:type="spellEnd"/>
+            <w:r>
+              <w:t xml:space="preserve">, </w:t>
+            </w:r>
+            <w:proofErr w:type="spellStart"/>
+            <w:r>
+              <w:t>resetare</w:t>
+            </w:r>
+            <w:proofErr w:type="spellEnd"/>
+            <w:r>
+              <w:t xml:space="preserve"> </w:t>
+            </w:r>
+            <w:proofErr w:type="spellStart"/>
+            <w:r>
+              <w:t>parola</w:t>
+            </w:r>
+            <w:proofErr w:type="spellEnd"/>
+            <w:r>
+              <w:t xml:space="preserve">, </w:t>
+            </w:r>
+            <w:proofErr w:type="spellStart"/>
+            <w:r>
+              <w:t>activare</w:t>
+            </w:r>
+            <w:proofErr w:type="spellEnd"/>
+            <w:r>
+              <w:t>/</w:t>
+            </w:r>
+            <w:proofErr w:type="spellStart"/>
+            <w:r>
+              <w:t>dezactivare</w:t>
+            </w:r>
+            <w:proofErr w:type="spellEnd"/>
+            <w:r>
+              <w:t xml:space="preserve"> </w:t>
+            </w:r>
+            <w:proofErr w:type="spellStart"/>
+            <w:r>
+              <w:t>cont</w:t>
+            </w:r>
+            <w:proofErr w:type="spellEnd"/>
+            <w:r>
+              <w:t xml:space="preserve"> </w:t>
+            </w:r>
+            <w:proofErr w:type="spellStart"/>
+            <w:r>
+              <w:t>sau</w:t>
+            </w:r>
+            <w:proofErr w:type="spellEnd"/>
+            <w:r>
+              <w:t xml:space="preserve"> </w:t>
+            </w:r>
+            <w:proofErr w:type="spellStart"/>
+            <w:r>
+              <w:t>atribuire</w:t>
+            </w:r>
+            <w:proofErr w:type="spellEnd"/>
+            <w:r>
+              <w:t xml:space="preserve"> </w:t>
+            </w:r>
+            <w:proofErr w:type="spellStart"/>
+            <w:r>
+              <w:t>rol</w:t>
+            </w:r>
+            <w:proofErr w:type="spellEnd"/>
+            <w:r>
+              <w:t>.</w:t>
             </w:r>
           </w:p>
         </w:tc>
@@ -1674,7 +2726,39 @@
           </w:tcPr>
           <w:p>
             <w:r>
-              <w:t>4. Afiseaza formularul corespunzator operatiei.</w:t>
+              <w:t xml:space="preserve">4. </w:t>
+            </w:r>
+            <w:proofErr w:type="spellStart"/>
+            <w:r>
+              <w:t>Afiseaza</w:t>
+            </w:r>
+            <w:proofErr w:type="spellEnd"/>
+            <w:r>
+              <w:t xml:space="preserve"> </w:t>
+            </w:r>
+            <w:proofErr w:type="spellStart"/>
+            <w:r>
+              <w:t>formularul</w:t>
+            </w:r>
+            <w:proofErr w:type="spellEnd"/>
+            <w:r>
+              <w:t xml:space="preserve"> </w:t>
+            </w:r>
+            <w:proofErr w:type="spellStart"/>
+            <w:r>
+              <w:t>corespunzator</w:t>
+            </w:r>
+            <w:proofErr w:type="spellEnd"/>
+            <w:r>
+              <w:t xml:space="preserve"> </w:t>
+            </w:r>
+            <w:proofErr w:type="spellStart"/>
+            <w:r>
+              <w:t>operatiei</w:t>
+            </w:r>
+            <w:proofErr w:type="spellEnd"/>
+            <w:r>
+              <w:t>.</w:t>
             </w:r>
           </w:p>
         </w:tc>
@@ -1726,7 +2810,23 @@
           </w:tcPr>
           <w:p>
             <w:r>
-              <w:t>7. Confirma operatia.</w:t>
+              <w:t xml:space="preserve">7. </w:t>
+            </w:r>
+            <w:proofErr w:type="spellStart"/>
+            <w:r>
+              <w:t>Confirma</w:t>
+            </w:r>
+            <w:proofErr w:type="spellEnd"/>
+            <w:r>
+              <w:t xml:space="preserve"> </w:t>
+            </w:r>
+            <w:proofErr w:type="spellStart"/>
+            <w:r>
+              <w:t>operatia</w:t>
+            </w:r>
+            <w:proofErr w:type="spellEnd"/>
+            <w:r>
+              <w:t>.</w:t>
             </w:r>
           </w:p>
         </w:tc>
@@ -1736,7 +2836,23 @@
           </w:tcPr>
           <w:p>
             <w:r>
-              <w:t>8. Salveaza modificarile.</w:t>
+              <w:t xml:space="preserve">8. </w:t>
+            </w:r>
+            <w:proofErr w:type="spellStart"/>
+            <w:r>
+              <w:t>Salveaza</w:t>
+            </w:r>
+            <w:proofErr w:type="spellEnd"/>
+            <w:r>
+              <w:t xml:space="preserve"> </w:t>
+            </w:r>
+            <w:proofErr w:type="spellStart"/>
+            <w:r>
+              <w:t>modificarile</w:t>
+            </w:r>
+            <w:proofErr w:type="spellEnd"/>
+            <w:r>
+              <w:t>.</w:t>
             </w:r>
           </w:p>
         </w:tc>
@@ -1757,7 +2873,31 @@
           </w:tcPr>
           <w:p>
             <w:r>
-              <w:t>9. Afiseaza mesaj de confirmare.</w:t>
+              <w:t xml:space="preserve">9. </w:t>
+            </w:r>
+            <w:proofErr w:type="spellStart"/>
+            <w:r>
+              <w:t>Afiseaza</w:t>
+            </w:r>
+            <w:proofErr w:type="spellEnd"/>
+            <w:r>
+              <w:t xml:space="preserve"> </w:t>
+            </w:r>
+            <w:proofErr w:type="spellStart"/>
+            <w:r>
+              <w:t>mesaj</w:t>
+            </w:r>
+            <w:proofErr w:type="spellEnd"/>
+            <w:r>
+              <w:t xml:space="preserve"> de </w:t>
+            </w:r>
+            <w:proofErr w:type="spellStart"/>
+            <w:r>
+              <w:t>confirmare</w:t>
+            </w:r>
+            <w:proofErr w:type="spellEnd"/>
+            <w:r>
+              <w:t>.</w:t>
             </w:r>
           </w:p>
         </w:tc>
@@ -1768,8 +2908,13 @@
       <w:pPr>
         <w:pStyle w:val="Heading2"/>
       </w:pPr>
+      <w:proofErr w:type="spellStart"/>
       <w:r>
-        <w:t>Fluxuri alternative</w:t>
+        <w:t>Fluxuri</w:t>
+      </w:r>
+      <w:proofErr w:type="spellEnd"/>
+      <w:r>
+        <w:t xml:space="preserve"> alternative</w:t>
       </w:r>
     </w:p>
     <w:p>
@@ -1806,8 +2951,21 @@
         </w:rPr>
         <w:t xml:space="preserve">Sistemul afiseaza un mesaj de eroare. </w:t>
       </w:r>
+      <w:proofErr w:type="spellStart"/>
       <w:r>
-        <w:t>Fluxul continua cu pasul 4 din fluxul principal.</w:t>
+        <w:t>Fluxul</w:t>
+      </w:r>
+      <w:proofErr w:type="spellEnd"/>
+      <w:r>
+        <w:t xml:space="preserve"> continua cu pasul 4 din </w:t>
+      </w:r>
+      <w:proofErr w:type="spellStart"/>
+      <w:r>
+        <w:t>fluxul</w:t>
+      </w:r>
+      <w:proofErr w:type="spellEnd"/>
+      <w:r>
+        <w:t xml:space="preserve"> principal.</w:t>
       </w:r>
     </w:p>
     <w:p/>
@@ -1819,13 +2977,26 @@
         <w:rPr>
           <w:color w:val="1F4E79"/>
         </w:rPr>
-        <w:t>4. Nume: View Containers</w:t>
+        <w:t xml:space="preserve">4. </w:t>
+      </w:r>
+      <w:proofErr w:type="spellStart"/>
+      <w:r>
+        <w:rPr>
+          <w:color w:val="1F4E79"/>
+        </w:rPr>
+        <w:t>Nume</w:t>
+      </w:r>
+      <w:proofErr w:type="spellEnd"/>
+      <w:r>
+        <w:rPr>
+          <w:color w:val="1F4E79"/>
+        </w:rPr>
+        <w:t>: View Containers</w:t>
       </w:r>
     </w:p>
     <w:tbl>
       <w:tblPr>
         <w:tblW w:w="0" w:type="auto"/>
-        <w:jc w:val="center"/>
         <w:tblBorders>
           <w:top w:val="single" w:sz="6" w:space="0" w:color="000000"/>
           <w:left w:val="single" w:sz="6" w:space="0" w:color="000000"/>
@@ -1841,21 +3012,20 @@
         <w:gridCol w:w="6236"/>
       </w:tblGrid>
       <w:tr>
-        <w:trPr>
-          <w:jc w:val="center"/>
-        </w:trPr>
         <w:tc>
           <w:tcPr>
             <w:tcW w:w="2948" w:type="dxa"/>
             <w:shd w:val="clear" w:color="auto" w:fill="D9EAF7"/>
           </w:tcPr>
           <w:p>
+            <w:proofErr w:type="spellStart"/>
             <w:r>
               <w:rPr>
                 <w:b/>
               </w:rPr>
               <w:t>Descriere</w:t>
             </w:r>
+            <w:proofErr w:type="spellEnd"/>
           </w:p>
         </w:tc>
         <w:tc>
@@ -1878,9 +3048,6 @@
         </w:tc>
       </w:tr>
       <w:tr>
-        <w:trPr>
-          <w:jc w:val="center"/>
-        </w:trPr>
         <w:tc>
           <w:tcPr>
             <w:tcW w:w="2948" w:type="dxa"/>
@@ -1907,21 +3074,34 @@
         </w:tc>
       </w:tr>
       <w:tr>
-        <w:trPr>
-          <w:jc w:val="center"/>
-        </w:trPr>
         <w:tc>
           <w:tcPr>
             <w:tcW w:w="2948" w:type="dxa"/>
             <w:shd w:val="clear" w:color="auto" w:fill="D9EAF7"/>
           </w:tcPr>
           <w:p>
+            <w:proofErr w:type="spellStart"/>
             <w:r>
               <w:rPr>
                 <w:b/>
               </w:rPr>
-              <w:t>Eveniment declansator</w:t>
-            </w:r>
+              <w:t>Eveniment</w:t>
+            </w:r>
+            <w:proofErr w:type="spellEnd"/>
+            <w:r>
+              <w:rPr>
+                <w:b/>
+              </w:rPr>
+              <w:t xml:space="preserve"> </w:t>
+            </w:r>
+            <w:proofErr w:type="spellStart"/>
+            <w:r>
+              <w:rPr>
+                <w:b/>
+              </w:rPr>
+              <w:t>declansator</w:t>
+            </w:r>
+            <w:proofErr w:type="spellEnd"/>
           </w:p>
         </w:tc>
         <w:tc>
@@ -1944,21 +3124,20 @@
         </w:tc>
       </w:tr>
       <w:tr>
-        <w:trPr>
-          <w:jc w:val="center"/>
-        </w:trPr>
         <w:tc>
           <w:tcPr>
             <w:tcW w:w="2948" w:type="dxa"/>
             <w:shd w:val="clear" w:color="auto" w:fill="D9EAF7"/>
           </w:tcPr>
           <w:p>
+            <w:proofErr w:type="spellStart"/>
             <w:r>
               <w:rPr>
                 <w:b/>
               </w:rPr>
               <w:t>Preconditii</w:t>
             </w:r>
+            <w:proofErr w:type="spellEnd"/>
           </w:p>
         </w:tc>
         <w:tc>
@@ -1973,27 +3152,66 @@
               <w:t xml:space="preserve">Utilizatorul este autentificat si are drept de vizualizare. </w:t>
             </w:r>
             <w:r>
-              <w:t>Customer / Line Agent vede doar containerele asociate lui.</w:t>
+              <w:t xml:space="preserve">Customer / Line Agent </w:t>
+            </w:r>
+            <w:proofErr w:type="spellStart"/>
+            <w:r>
+              <w:t>vede</w:t>
+            </w:r>
+            <w:proofErr w:type="spellEnd"/>
+            <w:r>
+              <w:t xml:space="preserve"> </w:t>
+            </w:r>
+            <w:proofErr w:type="spellStart"/>
+            <w:r>
+              <w:t>doar</w:t>
+            </w:r>
+            <w:proofErr w:type="spellEnd"/>
+            <w:r>
+              <w:t xml:space="preserve"> </w:t>
+            </w:r>
+            <w:proofErr w:type="spellStart"/>
+            <w:r>
+              <w:t>containerele</w:t>
+            </w:r>
+            <w:proofErr w:type="spellEnd"/>
+            <w:r>
+              <w:t xml:space="preserve"> </w:t>
+            </w:r>
+            <w:proofErr w:type="spellStart"/>
+            <w:r>
+              <w:t>asociate</w:t>
+            </w:r>
+            <w:proofErr w:type="spellEnd"/>
+            <w:r>
+              <w:t xml:space="preserve"> </w:t>
+            </w:r>
+            <w:proofErr w:type="spellStart"/>
+            <w:r>
+              <w:t>lui</w:t>
+            </w:r>
+            <w:proofErr w:type="spellEnd"/>
+            <w:r>
+              <w:t>.</w:t>
             </w:r>
           </w:p>
         </w:tc>
       </w:tr>
       <w:tr>
-        <w:trPr>
-          <w:jc w:val="center"/>
-        </w:trPr>
         <w:tc>
           <w:tcPr>
             <w:tcW w:w="2948" w:type="dxa"/>
             <w:shd w:val="clear" w:color="auto" w:fill="D9EAF7"/>
           </w:tcPr>
           <w:p>
+            <w:proofErr w:type="spellStart"/>
             <w:r>
               <w:rPr>
                 <w:b/>
               </w:rPr>
               <w:t>Postconditii</w:t>
             </w:r>
+            <w:proofErr w:type="spellEnd"/>
           </w:p>
         </w:tc>
         <w:tc>
@@ -2016,21 +3234,34 @@
         </w:tc>
       </w:tr>
       <w:tr>
-        <w:trPr>
-          <w:jc w:val="center"/>
-        </w:trPr>
         <w:tc>
           <w:tcPr>
             <w:tcW w:w="2948" w:type="dxa"/>
             <w:shd w:val="clear" w:color="auto" w:fill="D9EAF7"/>
           </w:tcPr>
           <w:p>
+            <w:proofErr w:type="spellStart"/>
             <w:r>
               <w:rPr>
                 <w:b/>
               </w:rPr>
-              <w:t>Referinte incrucisate</w:t>
-            </w:r>
+              <w:t>Referinte</w:t>
+            </w:r>
+            <w:proofErr w:type="spellEnd"/>
+            <w:r>
+              <w:rPr>
+                <w:b/>
+              </w:rPr>
+              <w:t xml:space="preserve"> </w:t>
+            </w:r>
+            <w:proofErr w:type="spellStart"/>
+            <w:r>
+              <w:rPr>
+                <w:b/>
+              </w:rPr>
+              <w:t>incrucisate</w:t>
+            </w:r>
+            <w:proofErr w:type="spellEnd"/>
           </w:p>
         </w:tc>
         <w:tc>
@@ -2096,12 +3327,14 @@
             <w:shd w:val="clear" w:color="auto" w:fill="D9EAF7"/>
           </w:tcPr>
           <w:p>
+            <w:proofErr w:type="spellStart"/>
             <w:r>
               <w:rPr>
                 <w:b/>
               </w:rPr>
               <w:t>Sistem</w:t>
             </w:r>
+            <w:proofErr w:type="spellEnd"/>
           </w:p>
         </w:tc>
       </w:tr>
@@ -2116,7 +3349,23 @@
           <w:p>
             <w:r>
               <w:lastRenderedPageBreak/>
-              <w:t>1. Acceseaza sectiunea View Containers.</w:t>
+              <w:t xml:space="preserve">1. </w:t>
+            </w:r>
+            <w:proofErr w:type="spellStart"/>
+            <w:r>
+              <w:t>Acceseaza</w:t>
+            </w:r>
+            <w:proofErr w:type="spellEnd"/>
+            <w:r>
+              <w:t xml:space="preserve"> </w:t>
+            </w:r>
+            <w:proofErr w:type="spellStart"/>
+            <w:r>
+              <w:t>sectiunea</w:t>
+            </w:r>
+            <w:proofErr w:type="spellEnd"/>
+            <w:r>
+              <w:t xml:space="preserve"> View Containers.</w:t>
             </w:r>
           </w:p>
         </w:tc>
@@ -2188,7 +3437,15 @@
           </w:tcPr>
           <w:p>
             <w:r>
-              <w:t>5. Selecteaza un container.</w:t>
+              <w:t>5. S</w:t>
+            </w:r>
+            <w:proofErr w:type="spellStart"/>
+            <w:r>
+              <w:t>electeaza</w:t>
+            </w:r>
+            <w:proofErr w:type="spellEnd"/>
+            <w:r>
+              <w:t xml:space="preserve"> un container.</w:t>
             </w:r>
           </w:p>
         </w:tc>
@@ -2198,7 +3455,79 @@
           </w:tcPr>
           <w:p>
             <w:r>
-              <w:t>6. Afiseaza detaliile containerului: numar, tip, status, zona, pozitie curenta, client asociat si istoric operational.</w:t>
+              <w:t xml:space="preserve">6. </w:t>
+            </w:r>
+            <w:proofErr w:type="spellStart"/>
+            <w:r>
+              <w:t>Afiseaza</w:t>
+            </w:r>
+            <w:proofErr w:type="spellEnd"/>
+            <w:r>
+              <w:t xml:space="preserve"> </w:t>
+            </w:r>
+            <w:proofErr w:type="spellStart"/>
+            <w:r>
+              <w:t>detaliile</w:t>
+            </w:r>
+            <w:proofErr w:type="spellEnd"/>
+            <w:r>
+              <w:t xml:space="preserve"> </w:t>
+            </w:r>
+            <w:proofErr w:type="spellStart"/>
+            <w:r>
+              <w:t>containerului</w:t>
+            </w:r>
+            <w:proofErr w:type="spellEnd"/>
+            <w:r>
+              <w:t xml:space="preserve">: </w:t>
+            </w:r>
+            <w:proofErr w:type="spellStart"/>
+            <w:r>
+              <w:t>numar</w:t>
+            </w:r>
+            <w:proofErr w:type="spellEnd"/>
+            <w:r>
+              <w:t xml:space="preserve">, tip, status, zona, </w:t>
+            </w:r>
+            <w:proofErr w:type="spellStart"/>
+            <w:r>
+              <w:t>pozitie</w:t>
+            </w:r>
+            <w:proofErr w:type="spellEnd"/>
+            <w:r>
+              <w:t xml:space="preserve"> </w:t>
+            </w:r>
+            <w:proofErr w:type="spellStart"/>
+            <w:r>
+              <w:t>curenta</w:t>
+            </w:r>
+            <w:proofErr w:type="spellEnd"/>
+            <w:r>
+              <w:t xml:space="preserve">, client </w:t>
+            </w:r>
+            <w:proofErr w:type="spellStart"/>
+            <w:r>
+              <w:t>asociat</w:t>
+            </w:r>
+            <w:proofErr w:type="spellEnd"/>
+            <w:r>
+              <w:t xml:space="preserve"> </w:t>
+            </w:r>
+            <w:proofErr w:type="spellStart"/>
+            <w:r>
+              <w:t>si</w:t>
+            </w:r>
+            <w:proofErr w:type="spellEnd"/>
+            <w:r>
+              <w:t xml:space="preserve"> </w:t>
+            </w:r>
+            <w:proofErr w:type="spellStart"/>
+            <w:r>
+              <w:t>istoric</w:t>
+            </w:r>
+            <w:proofErr w:type="spellEnd"/>
+            <w:r>
+              <w:t xml:space="preserve"> operational.</w:t>
             </w:r>
           </w:p>
         </w:tc>
@@ -2272,7 +3601,23 @@
           </w:tcPr>
           <w:p>
             <w:r>
-              <w:t>9. Confirma actualizarea.</w:t>
+              <w:t>9. C</w:t>
+            </w:r>
+            <w:proofErr w:type="spellStart"/>
+            <w:r>
+              <w:t>onfirma</w:t>
+            </w:r>
+            <w:proofErr w:type="spellEnd"/>
+            <w:r>
+              <w:t xml:space="preserve"> </w:t>
+            </w:r>
+            <w:proofErr w:type="spellStart"/>
+            <w:r>
+              <w:t>actualizarea</w:t>
+            </w:r>
+            <w:proofErr w:type="spellEnd"/>
+            <w:r>
+              <w:t>.</w:t>
             </w:r>
           </w:p>
         </w:tc>
@@ -2403,13 +3748,26 @@
         <w:rPr>
           <w:color w:val="1F4E79"/>
         </w:rPr>
-        <w:t>5. Nume: Register Gate IN</w:t>
+        <w:t xml:space="preserve">5. </w:t>
+      </w:r>
+      <w:proofErr w:type="spellStart"/>
+      <w:r>
+        <w:rPr>
+          <w:color w:val="1F4E79"/>
+        </w:rPr>
+        <w:t>Nume</w:t>
+      </w:r>
+      <w:proofErr w:type="spellEnd"/>
+      <w:r>
+        <w:rPr>
+          <w:color w:val="1F4E79"/>
+        </w:rPr>
+        <w:t>: Register Gate IN</w:t>
       </w:r>
     </w:p>
     <w:tbl>
       <w:tblPr>
         <w:tblW w:w="0" w:type="auto"/>
-        <w:jc w:val="center"/>
         <w:tblBorders>
           <w:top w:val="single" w:sz="6" w:space="0" w:color="000000"/>
           <w:left w:val="single" w:sz="6" w:space="0" w:color="000000"/>
@@ -2425,21 +3783,20 @@
         <w:gridCol w:w="6236"/>
       </w:tblGrid>
       <w:tr>
-        <w:trPr>
-          <w:jc w:val="center"/>
-        </w:trPr>
         <w:tc>
           <w:tcPr>
             <w:tcW w:w="2948" w:type="dxa"/>
             <w:shd w:val="clear" w:color="auto" w:fill="D9EAF7"/>
           </w:tcPr>
           <w:p>
+            <w:proofErr w:type="spellStart"/>
             <w:r>
               <w:rPr>
                 <w:b/>
               </w:rPr>
               <w:t>Descriere</w:t>
             </w:r>
+            <w:proofErr w:type="spellEnd"/>
           </w:p>
         </w:tc>
         <w:tc>
@@ -2447,16 +3804,98 @@
             <w:tcW w:w="6236" w:type="dxa"/>
           </w:tcPr>
           <w:p>
-            <w:r>
-              <w:t>Prezinta modul in care Gate Operatorul inregistreaza intrarea unui container in terminal si seteaza zona/pozitia initiala a containerului.</w:t>
+            <w:proofErr w:type="spellStart"/>
+            <w:r>
+              <w:t>Prezinta</w:t>
+            </w:r>
+            <w:proofErr w:type="spellEnd"/>
+            <w:r>
+              <w:t xml:space="preserve"> </w:t>
+            </w:r>
+            <w:proofErr w:type="spellStart"/>
+            <w:r>
+              <w:t>modul</w:t>
+            </w:r>
+            <w:proofErr w:type="spellEnd"/>
+            <w:r>
+              <w:t xml:space="preserve"> in care Gate </w:t>
+            </w:r>
+            <w:proofErr w:type="spellStart"/>
+            <w:r>
+              <w:t>Operatorul</w:t>
+            </w:r>
+            <w:proofErr w:type="spellEnd"/>
+            <w:r>
+              <w:t xml:space="preserve"> </w:t>
+            </w:r>
+            <w:proofErr w:type="spellStart"/>
+            <w:r>
+              <w:t>inregistreaza</w:t>
+            </w:r>
+            <w:proofErr w:type="spellEnd"/>
+            <w:r>
+              <w:t xml:space="preserve"> </w:t>
+            </w:r>
+            <w:proofErr w:type="spellStart"/>
+            <w:r>
+              <w:t>intrarea</w:t>
+            </w:r>
+            <w:proofErr w:type="spellEnd"/>
+            <w:r>
+              <w:t xml:space="preserve"> </w:t>
+            </w:r>
+            <w:proofErr w:type="spellStart"/>
+            <w:r>
+              <w:t>unui</w:t>
+            </w:r>
+            <w:proofErr w:type="spellEnd"/>
+            <w:r>
+              <w:t xml:space="preserve"> container in terminal </w:t>
+            </w:r>
+            <w:proofErr w:type="spellStart"/>
+            <w:r>
+              <w:t>si</w:t>
+            </w:r>
+            <w:proofErr w:type="spellEnd"/>
+            <w:r>
+              <w:t xml:space="preserve"> </w:t>
+            </w:r>
+            <w:proofErr w:type="spellStart"/>
+            <w:r>
+              <w:t>seteaza</w:t>
+            </w:r>
+            <w:proofErr w:type="spellEnd"/>
+            <w:r>
+              <w:t xml:space="preserve"> zona/</w:t>
+            </w:r>
+            <w:proofErr w:type="spellStart"/>
+            <w:r>
+              <w:t>pozitia</w:t>
+            </w:r>
+            <w:proofErr w:type="spellEnd"/>
+            <w:r>
+              <w:t xml:space="preserve"> </w:t>
+            </w:r>
+            <w:proofErr w:type="spellStart"/>
+            <w:r>
+              <w:t>initiala</w:t>
+            </w:r>
+            <w:proofErr w:type="spellEnd"/>
+            <w:r>
+              <w:t xml:space="preserve"> a </w:t>
+            </w:r>
+            <w:proofErr w:type="spellStart"/>
+            <w:r>
+              <w:t>containerului</w:t>
+            </w:r>
+            <w:proofErr w:type="spellEnd"/>
+            <w:r>
+              <w:t>.</w:t>
             </w:r>
           </w:p>
         </w:tc>
       </w:tr>
       <w:tr>
-        <w:trPr>
-          <w:jc w:val="center"/>
-        </w:trPr>
         <w:tc>
           <w:tcPr>
             <w:tcW w:w="2948" w:type="dxa"/>
@@ -2483,21 +3922,34 @@
         </w:tc>
       </w:tr>
       <w:tr>
-        <w:trPr>
-          <w:jc w:val="center"/>
-        </w:trPr>
         <w:tc>
           <w:tcPr>
             <w:tcW w:w="2948" w:type="dxa"/>
             <w:shd w:val="clear" w:color="auto" w:fill="D9EAF7"/>
           </w:tcPr>
           <w:p>
+            <w:proofErr w:type="spellStart"/>
             <w:r>
               <w:rPr>
                 <w:b/>
               </w:rPr>
-              <w:t>Eveniment declansator</w:t>
-            </w:r>
+              <w:t>Eveniment</w:t>
+            </w:r>
+            <w:proofErr w:type="spellEnd"/>
+            <w:r>
+              <w:rPr>
+                <w:b/>
+              </w:rPr>
+              <w:t xml:space="preserve"> </w:t>
+            </w:r>
+            <w:proofErr w:type="spellStart"/>
+            <w:r>
+              <w:rPr>
+                <w:b/>
+              </w:rPr>
+              <w:t>declansator</w:t>
+            </w:r>
+            <w:proofErr w:type="spellEnd"/>
           </w:p>
         </w:tc>
         <w:tc>
@@ -2520,21 +3972,20 @@
         </w:tc>
       </w:tr>
       <w:tr>
-        <w:trPr>
-          <w:jc w:val="center"/>
-        </w:trPr>
         <w:tc>
           <w:tcPr>
             <w:tcW w:w="2948" w:type="dxa"/>
             <w:shd w:val="clear" w:color="auto" w:fill="D9EAF7"/>
           </w:tcPr>
           <w:p>
+            <w:proofErr w:type="spellStart"/>
             <w:r>
               <w:rPr>
                 <w:b/>
               </w:rPr>
               <w:t>Preconditii</w:t>
             </w:r>
+            <w:proofErr w:type="spellEnd"/>
           </w:p>
         </w:tc>
         <w:tc>
@@ -2543,27 +3994,122 @@
           </w:tcPr>
           <w:p>
             <w:r>
-              <w:t>Gate Operatorul este autentificat, iar containerul poate fi identificat in sistem sau introdus ca inregistrare noua.</w:t>
+              <w:t xml:space="preserve">Gate </w:t>
+            </w:r>
+            <w:proofErr w:type="spellStart"/>
+            <w:r>
+              <w:t>Operatorul</w:t>
+            </w:r>
+            <w:proofErr w:type="spellEnd"/>
+            <w:r>
+              <w:t xml:space="preserve"> </w:t>
+            </w:r>
+            <w:proofErr w:type="spellStart"/>
+            <w:r>
+              <w:t>este</w:t>
+            </w:r>
+            <w:proofErr w:type="spellEnd"/>
+            <w:r>
+              <w:t xml:space="preserve"> </w:t>
+            </w:r>
+            <w:proofErr w:type="spellStart"/>
+            <w:r>
+              <w:t>autentificat</w:t>
+            </w:r>
+            <w:proofErr w:type="spellEnd"/>
+            <w:r>
+              <w:t xml:space="preserve">, </w:t>
+            </w:r>
+            <w:proofErr w:type="spellStart"/>
+            <w:r>
+              <w:t>iar</w:t>
+            </w:r>
+            <w:proofErr w:type="spellEnd"/>
+            <w:r>
+              <w:t xml:space="preserve"> </w:t>
+            </w:r>
+            <w:proofErr w:type="spellStart"/>
+            <w:r>
+              <w:t>containerul</w:t>
+            </w:r>
+            <w:proofErr w:type="spellEnd"/>
+            <w:r>
+              <w:t xml:space="preserve"> </w:t>
+            </w:r>
+            <w:proofErr w:type="spellStart"/>
+            <w:r>
+              <w:t>poate</w:t>
+            </w:r>
+            <w:proofErr w:type="spellEnd"/>
+            <w:r>
+              <w:t xml:space="preserve"> fi </w:t>
+            </w:r>
+            <w:proofErr w:type="spellStart"/>
+            <w:r>
+              <w:t>identificat</w:t>
+            </w:r>
+            <w:proofErr w:type="spellEnd"/>
+            <w:r>
+              <w:t xml:space="preserve"> in </w:t>
+            </w:r>
+            <w:proofErr w:type="spellStart"/>
+            <w:r>
+              <w:t>sistem</w:t>
+            </w:r>
+            <w:proofErr w:type="spellEnd"/>
+            <w:r>
+              <w:t xml:space="preserve"> </w:t>
+            </w:r>
+            <w:proofErr w:type="spellStart"/>
+            <w:r>
+              <w:t>sau</w:t>
+            </w:r>
+            <w:proofErr w:type="spellEnd"/>
+            <w:r>
+              <w:t xml:space="preserve"> </w:t>
+            </w:r>
+            <w:proofErr w:type="spellStart"/>
+            <w:r>
+              <w:t>introdus</w:t>
+            </w:r>
+            <w:proofErr w:type="spellEnd"/>
+            <w:r>
+              <w:t xml:space="preserve"> ca </w:t>
+            </w:r>
+            <w:proofErr w:type="spellStart"/>
+            <w:r>
+              <w:t>inregistrare</w:t>
+            </w:r>
+            <w:proofErr w:type="spellEnd"/>
+            <w:r>
+              <w:t xml:space="preserve"> </w:t>
+            </w:r>
+            <w:proofErr w:type="spellStart"/>
+            <w:r>
+              <w:t>noua</w:t>
+            </w:r>
+            <w:proofErr w:type="spellEnd"/>
+            <w:r>
+              <w:t>.</w:t>
             </w:r>
           </w:p>
         </w:tc>
       </w:tr>
       <w:tr>
-        <w:trPr>
-          <w:jc w:val="center"/>
-        </w:trPr>
         <w:tc>
           <w:tcPr>
             <w:tcW w:w="2948" w:type="dxa"/>
             <w:shd w:val="clear" w:color="auto" w:fill="D9EAF7"/>
           </w:tcPr>
           <w:p>
+            <w:proofErr w:type="spellStart"/>
             <w:r>
               <w:rPr>
                 <w:b/>
               </w:rPr>
               <w:t>Postconditii</w:t>
             </w:r>
+            <w:proofErr w:type="spellEnd"/>
           </w:p>
         </w:tc>
         <w:tc>
@@ -2586,21 +4132,34 @@
         </w:tc>
       </w:tr>
       <w:tr>
-        <w:trPr>
-          <w:jc w:val="center"/>
-        </w:trPr>
         <w:tc>
           <w:tcPr>
             <w:tcW w:w="2948" w:type="dxa"/>
             <w:shd w:val="clear" w:color="auto" w:fill="D9EAF7"/>
           </w:tcPr>
           <w:p>
+            <w:proofErr w:type="spellStart"/>
             <w:r>
               <w:rPr>
                 <w:b/>
               </w:rPr>
-              <w:t>Referinte incrucisate</w:t>
-            </w:r>
+              <w:t>Referinte</w:t>
+            </w:r>
+            <w:proofErr w:type="spellEnd"/>
+            <w:r>
+              <w:rPr>
+                <w:b/>
+              </w:rPr>
+              <w:t xml:space="preserve"> </w:t>
+            </w:r>
+            <w:proofErr w:type="spellStart"/>
+            <w:r>
+              <w:rPr>
+                <w:b/>
+              </w:rPr>
+              <w:t>incrucisate</w:t>
+            </w:r>
+            <w:proofErr w:type="spellEnd"/>
           </w:p>
         </w:tc>
         <w:tc>
@@ -2666,12 +4225,14 @@
             <w:shd w:val="clear" w:color="auto" w:fill="D9EAF7"/>
           </w:tcPr>
           <w:p>
+            <w:proofErr w:type="spellStart"/>
             <w:r>
               <w:rPr>
                 <w:b/>
               </w:rPr>
               <w:t>Sistem</w:t>
             </w:r>
+            <w:proofErr w:type="spellEnd"/>
           </w:p>
         </w:tc>
       </w:tr>
@@ -2685,7 +4246,15 @@
           </w:tcPr>
           <w:p>
             <w:r>
-              <w:t>1. Selecteaza Register Gate IN.</w:t>
+              <w:t xml:space="preserve">1. </w:t>
+            </w:r>
+            <w:proofErr w:type="spellStart"/>
+            <w:r>
+              <w:t>Selecteaza</w:t>
+            </w:r>
+            <w:proofErr w:type="spellEnd"/>
+            <w:r>
+              <w:t xml:space="preserve"> Register Gate IN.</w:t>
             </w:r>
           </w:p>
         </w:tc>
@@ -2771,7 +4340,23 @@
           </w:tcPr>
           <w:p>
             <w:r>
-              <w:t>5. Confirma operatia Gate IN.</w:t>
+              <w:t xml:space="preserve">5. </w:t>
+            </w:r>
+            <w:proofErr w:type="spellStart"/>
+            <w:r>
+              <w:t>Confirma</w:t>
+            </w:r>
+            <w:proofErr w:type="spellEnd"/>
+            <w:r>
+              <w:t xml:space="preserve"> </w:t>
+            </w:r>
+            <w:proofErr w:type="spellStart"/>
+            <w:r>
+              <w:t>operatia</w:t>
+            </w:r>
+            <w:proofErr w:type="spellEnd"/>
+            <w:r>
+              <w:t xml:space="preserve"> Gate IN.</w:t>
             </w:r>
           </w:p>
         </w:tc>
@@ -2781,7 +4366,31 @@
           </w:tcPr>
           <w:p>
             <w:r>
-              <w:t>6. Inregistreaza tranzactia de poarta.</w:t>
+              <w:t xml:space="preserve">6. </w:t>
+            </w:r>
+            <w:proofErr w:type="spellStart"/>
+            <w:r>
+              <w:t>Inregistreaza</w:t>
+            </w:r>
+            <w:proofErr w:type="spellEnd"/>
+            <w:r>
+              <w:t xml:space="preserve"> </w:t>
+            </w:r>
+            <w:proofErr w:type="spellStart"/>
+            <w:r>
+              <w:t>tranzactia</w:t>
+            </w:r>
+            <w:proofErr w:type="spellEnd"/>
+            <w:r>
+              <w:t xml:space="preserve"> de </w:t>
+            </w:r>
+            <w:proofErr w:type="spellStart"/>
+            <w:r>
+              <w:t>poarta</w:t>
+            </w:r>
+            <w:proofErr w:type="spellEnd"/>
+            <w:r>
+              <w:t>.</w:t>
             </w:r>
           </w:p>
         </w:tc>
@@ -2837,7 +4446,31 @@
           </w:tcPr>
           <w:p>
             <w:r>
-              <w:t>8. Afiseaza confirmarea operatiei.</w:t>
+              <w:t xml:space="preserve">8. </w:t>
+            </w:r>
+            <w:proofErr w:type="spellStart"/>
+            <w:r>
+              <w:t>Afiseaza</w:t>
+            </w:r>
+            <w:proofErr w:type="spellEnd"/>
+            <w:r>
+              <w:t xml:space="preserve"> </w:t>
+            </w:r>
+            <w:proofErr w:type="spellStart"/>
+            <w:r>
+              <w:t>confirmarea</w:t>
+            </w:r>
+            <w:proofErr w:type="spellEnd"/>
+            <w:r>
+              <w:t xml:space="preserve"> </w:t>
+            </w:r>
+            <w:proofErr w:type="spellStart"/>
+            <w:r>
+              <w:t>operatiei</w:t>
+            </w:r>
+            <w:proofErr w:type="spellEnd"/>
+            <w:r>
+              <w:t>.</w:t>
             </w:r>
           </w:p>
         </w:tc>
@@ -2848,8 +4481,13 @@
       <w:pPr>
         <w:pStyle w:val="Heading2"/>
       </w:pPr>
+      <w:proofErr w:type="spellStart"/>
       <w:r>
-        <w:t>Fluxuri alternative</w:t>
+        <w:t>Fluxuri</w:t>
+      </w:r>
+      <w:proofErr w:type="spellEnd"/>
+      <w:r>
+        <w:t xml:space="preserve"> alternative</w:t>
       </w:r>
     </w:p>
     <w:p>
@@ -2886,8 +4524,13 @@
         </w:rPr>
         <w:t xml:space="preserve">Sistemul solicita verificarea datelor introduse. </w:t>
       </w:r>
+      <w:proofErr w:type="spellStart"/>
       <w:r>
-        <w:t>Fluxul continua cu pasul 3.</w:t>
+        <w:t>Fluxul</w:t>
+      </w:r>
+      <w:proofErr w:type="spellEnd"/>
+      <w:r>
+        <w:t xml:space="preserve"> continua cu pasul 3.</w:t>
       </w:r>
     </w:p>
     <w:p/>
@@ -2899,13 +4542,26 @@
         <w:rPr>
           <w:color w:val="1F4E79"/>
         </w:rPr>
-        <w:t>6. Nume: Register Gate OUT</w:t>
+        <w:t xml:space="preserve">6. </w:t>
+      </w:r>
+      <w:proofErr w:type="spellStart"/>
+      <w:r>
+        <w:rPr>
+          <w:color w:val="1F4E79"/>
+        </w:rPr>
+        <w:t>Nume</w:t>
+      </w:r>
+      <w:proofErr w:type="spellEnd"/>
+      <w:r>
+        <w:rPr>
+          <w:color w:val="1F4E79"/>
+        </w:rPr>
+        <w:t>: Register Gate OUT</w:t>
       </w:r>
     </w:p>
     <w:tbl>
       <w:tblPr>
         <w:tblW w:w="0" w:type="auto"/>
-        <w:jc w:val="center"/>
         <w:tblBorders>
           <w:top w:val="single" w:sz="6" w:space="0" w:color="000000"/>
           <w:left w:val="single" w:sz="6" w:space="0" w:color="000000"/>
@@ -2921,21 +4577,20 @@
         <w:gridCol w:w="6236"/>
       </w:tblGrid>
       <w:tr>
-        <w:trPr>
-          <w:jc w:val="center"/>
-        </w:trPr>
         <w:tc>
           <w:tcPr>
             <w:tcW w:w="2948" w:type="dxa"/>
             <w:shd w:val="clear" w:color="auto" w:fill="D9EAF7"/>
           </w:tcPr>
           <w:p>
+            <w:proofErr w:type="spellStart"/>
             <w:r>
               <w:rPr>
                 <w:b/>
               </w:rPr>
               <w:t>Descriere</w:t>
             </w:r>
+            <w:proofErr w:type="spellEnd"/>
           </w:p>
         </w:tc>
         <w:tc>
@@ -2943,16 +4598,58 @@
             <w:tcW w:w="6236" w:type="dxa"/>
           </w:tcPr>
           <w:p>
-            <w:r>
-              <w:t>Prezinta modul in care Gate Operatorul inregistreaza iesirea unui container din terminal.</w:t>
+            <w:proofErr w:type="spellStart"/>
+            <w:r>
+              <w:t>Prezinta</w:t>
+            </w:r>
+            <w:proofErr w:type="spellEnd"/>
+            <w:r>
+              <w:t xml:space="preserve"> </w:t>
+            </w:r>
+            <w:proofErr w:type="spellStart"/>
+            <w:r>
+              <w:t>modul</w:t>
+            </w:r>
+            <w:proofErr w:type="spellEnd"/>
+            <w:r>
+              <w:t xml:space="preserve"> in care Gate </w:t>
+            </w:r>
+            <w:proofErr w:type="spellStart"/>
+            <w:r>
+              <w:t>Operatorul</w:t>
+            </w:r>
+            <w:proofErr w:type="spellEnd"/>
+            <w:r>
+              <w:t xml:space="preserve"> </w:t>
+            </w:r>
+            <w:proofErr w:type="spellStart"/>
+            <w:r>
+              <w:t>inregistreaza</w:t>
+            </w:r>
+            <w:proofErr w:type="spellEnd"/>
+            <w:r>
+              <w:t xml:space="preserve"> </w:t>
+            </w:r>
+            <w:proofErr w:type="spellStart"/>
+            <w:r>
+              <w:t>iesirea</w:t>
+            </w:r>
+            <w:proofErr w:type="spellEnd"/>
+            <w:r>
+              <w:t xml:space="preserve"> </w:t>
+            </w:r>
+            <w:proofErr w:type="spellStart"/>
+            <w:r>
+              <w:t>unui</w:t>
+            </w:r>
+            <w:proofErr w:type="spellEnd"/>
+            <w:r>
+              <w:t xml:space="preserve"> container din terminal.</w:t>
             </w:r>
           </w:p>
         </w:tc>
       </w:tr>
       <w:tr>
-        <w:trPr>
-          <w:jc w:val="center"/>
-        </w:trPr>
         <w:tc>
           <w:tcPr>
             <w:tcW w:w="2948" w:type="dxa"/>
@@ -2979,21 +4676,34 @@
         </w:tc>
       </w:tr>
       <w:tr>
-        <w:trPr>
-          <w:jc w:val="center"/>
-        </w:trPr>
         <w:tc>
           <w:tcPr>
             <w:tcW w:w="2948" w:type="dxa"/>
             <w:shd w:val="clear" w:color="auto" w:fill="D9EAF7"/>
           </w:tcPr>
           <w:p>
+            <w:proofErr w:type="spellStart"/>
             <w:r>
               <w:rPr>
                 <w:b/>
               </w:rPr>
-              <w:t>Eveniment declansator</w:t>
-            </w:r>
+              <w:t>Eveniment</w:t>
+            </w:r>
+            <w:proofErr w:type="spellEnd"/>
+            <w:r>
+              <w:rPr>
+                <w:b/>
+              </w:rPr>
+              <w:t xml:space="preserve"> </w:t>
+            </w:r>
+            <w:proofErr w:type="spellStart"/>
+            <w:r>
+              <w:rPr>
+                <w:b/>
+              </w:rPr>
+              <w:t>declansator</w:t>
+            </w:r>
+            <w:proofErr w:type="spellEnd"/>
           </w:p>
         </w:tc>
         <w:tc>
@@ -3016,21 +4726,20 @@
         </w:tc>
       </w:tr>
       <w:tr>
-        <w:trPr>
-          <w:jc w:val="center"/>
-        </w:trPr>
         <w:tc>
           <w:tcPr>
             <w:tcW w:w="2948" w:type="dxa"/>
             <w:shd w:val="clear" w:color="auto" w:fill="D9EAF7"/>
           </w:tcPr>
           <w:p>
+            <w:proofErr w:type="spellStart"/>
             <w:r>
               <w:rPr>
                 <w:b/>
               </w:rPr>
               <w:t>Preconditii</w:t>
             </w:r>
+            <w:proofErr w:type="spellEnd"/>
           </w:p>
         </w:tc>
         <w:tc>
@@ -3039,27 +4748,98 @@
           </w:tcPr>
           <w:p>
             <w:r>
-              <w:t>Gate Operatorul este autentificat, containerul exista in sistem si are drept de iesire.</w:t>
+              <w:t xml:space="preserve">Gate </w:t>
+            </w:r>
+            <w:proofErr w:type="spellStart"/>
+            <w:r>
+              <w:t>Operatorul</w:t>
+            </w:r>
+            <w:proofErr w:type="spellEnd"/>
+            <w:r>
+              <w:t xml:space="preserve"> </w:t>
+            </w:r>
+            <w:proofErr w:type="spellStart"/>
+            <w:r>
+              <w:t>este</w:t>
+            </w:r>
+            <w:proofErr w:type="spellEnd"/>
+            <w:r>
+              <w:t xml:space="preserve"> </w:t>
+            </w:r>
+            <w:proofErr w:type="spellStart"/>
+            <w:r>
+              <w:t>autentificat</w:t>
+            </w:r>
+            <w:proofErr w:type="spellEnd"/>
+            <w:r>
+              <w:t xml:space="preserve">, </w:t>
+            </w:r>
+            <w:proofErr w:type="spellStart"/>
+            <w:r>
+              <w:t>containerul</w:t>
+            </w:r>
+            <w:proofErr w:type="spellEnd"/>
+            <w:r>
+              <w:t xml:space="preserve"> </w:t>
+            </w:r>
+            <w:proofErr w:type="spellStart"/>
+            <w:r>
+              <w:t>exista</w:t>
+            </w:r>
+            <w:proofErr w:type="spellEnd"/>
+            <w:r>
+              <w:t xml:space="preserve"> in </w:t>
+            </w:r>
+            <w:proofErr w:type="spellStart"/>
+            <w:r>
+              <w:t>sistem</w:t>
+            </w:r>
+            <w:proofErr w:type="spellEnd"/>
+            <w:r>
+              <w:t xml:space="preserve"> </w:t>
+            </w:r>
+            <w:proofErr w:type="spellStart"/>
+            <w:r>
+              <w:t>si</w:t>
+            </w:r>
+            <w:proofErr w:type="spellEnd"/>
+            <w:r>
+              <w:t xml:space="preserve"> are </w:t>
+            </w:r>
+            <w:proofErr w:type="spellStart"/>
+            <w:r>
+              <w:t>drept</w:t>
+            </w:r>
+            <w:proofErr w:type="spellEnd"/>
+            <w:r>
+              <w:t xml:space="preserve"> de </w:t>
+            </w:r>
+            <w:proofErr w:type="spellStart"/>
+            <w:r>
+              <w:t>iesire</w:t>
+            </w:r>
+            <w:proofErr w:type="spellEnd"/>
+            <w:r>
+              <w:t>.</w:t>
             </w:r>
           </w:p>
         </w:tc>
       </w:tr>
       <w:tr>
-        <w:trPr>
-          <w:jc w:val="center"/>
-        </w:trPr>
         <w:tc>
           <w:tcPr>
             <w:tcW w:w="2948" w:type="dxa"/>
             <w:shd w:val="clear" w:color="auto" w:fill="D9EAF7"/>
           </w:tcPr>
           <w:p>
+            <w:proofErr w:type="spellStart"/>
             <w:r>
               <w:rPr>
                 <w:b/>
               </w:rPr>
               <w:t>Postconditii</w:t>
             </w:r>
+            <w:proofErr w:type="spellEnd"/>
           </w:p>
         </w:tc>
         <w:tc>
@@ -3067,28 +4847,94 @@
             <w:tcW w:w="6236" w:type="dxa"/>
           </w:tcPr>
           <w:p>
-            <w:r>
-              <w:t>Sistemul a inregistrat tranzactia Gate OUT si a actualizat statusul containerului.</w:t>
+            <w:proofErr w:type="spellStart"/>
+            <w:r>
+              <w:t>Sistemul</w:t>
+            </w:r>
+            <w:proofErr w:type="spellEnd"/>
+            <w:r>
+              <w:t xml:space="preserve"> a </w:t>
+            </w:r>
+            <w:proofErr w:type="spellStart"/>
+            <w:r>
+              <w:t>inregistrat</w:t>
+            </w:r>
+            <w:proofErr w:type="spellEnd"/>
+            <w:r>
+              <w:t xml:space="preserve"> </w:t>
+            </w:r>
+            <w:proofErr w:type="spellStart"/>
+            <w:r>
+              <w:t>tranzactia</w:t>
+            </w:r>
+            <w:proofErr w:type="spellEnd"/>
+            <w:r>
+              <w:t xml:space="preserve"> Gate OUT </w:t>
+            </w:r>
+            <w:proofErr w:type="spellStart"/>
+            <w:r>
+              <w:t>si</w:t>
+            </w:r>
+            <w:proofErr w:type="spellEnd"/>
+            <w:r>
+              <w:t xml:space="preserve"> a </w:t>
+            </w:r>
+            <w:proofErr w:type="spellStart"/>
+            <w:r>
+              <w:t>actualizat</w:t>
+            </w:r>
+            <w:proofErr w:type="spellEnd"/>
+            <w:r>
+              <w:t xml:space="preserve"> </w:t>
+            </w:r>
+            <w:proofErr w:type="spellStart"/>
+            <w:r>
+              <w:t>statusul</w:t>
+            </w:r>
+            <w:proofErr w:type="spellEnd"/>
+            <w:r>
+              <w:t xml:space="preserve"> </w:t>
+            </w:r>
+            <w:proofErr w:type="spellStart"/>
+            <w:r>
+              <w:t>containerului</w:t>
+            </w:r>
+            <w:proofErr w:type="spellEnd"/>
+            <w:r>
+              <w:t>.</w:t>
             </w:r>
           </w:p>
         </w:tc>
       </w:tr>
       <w:tr>
-        <w:trPr>
-          <w:jc w:val="center"/>
-        </w:trPr>
         <w:tc>
           <w:tcPr>
             <w:tcW w:w="2948" w:type="dxa"/>
             <w:shd w:val="clear" w:color="auto" w:fill="D9EAF7"/>
           </w:tcPr>
           <w:p>
+            <w:proofErr w:type="spellStart"/>
             <w:r>
               <w:rPr>
                 <w:b/>
               </w:rPr>
-              <w:t>Referinte incrucisate</w:t>
-            </w:r>
+              <w:t>Referinte</w:t>
+            </w:r>
+            <w:proofErr w:type="spellEnd"/>
+            <w:r>
+              <w:rPr>
+                <w:b/>
+              </w:rPr>
+              <w:t xml:space="preserve"> </w:t>
+            </w:r>
+            <w:proofErr w:type="spellStart"/>
+            <w:r>
+              <w:rPr>
+                <w:b/>
+              </w:rPr>
+              <w:t>incrucisate</w:t>
+            </w:r>
+            <w:proofErr w:type="spellEnd"/>
           </w:p>
         </w:tc>
         <w:tc>
@@ -3154,12 +5000,14 @@
             <w:shd w:val="clear" w:color="auto" w:fill="D9EAF7"/>
           </w:tcPr>
           <w:p>
+            <w:proofErr w:type="spellStart"/>
             <w:r>
               <w:rPr>
                 <w:b/>
               </w:rPr>
               <w:t>Sistem</w:t>
             </w:r>
+            <w:proofErr w:type="spellEnd"/>
           </w:p>
         </w:tc>
       </w:tr>
@@ -3173,7 +5021,15 @@
           </w:tcPr>
           <w:p>
             <w:r>
-              <w:t>1. Selecteaza Register Gate OUT.</w:t>
+              <w:t xml:space="preserve">1. </w:t>
+            </w:r>
+            <w:proofErr w:type="spellStart"/>
+            <w:r>
+              <w:t>Selecteaza</w:t>
+            </w:r>
+            <w:proofErr w:type="spellEnd"/>
+            <w:r>
+              <w:t xml:space="preserve"> Register Gate OUT.</w:t>
             </w:r>
           </w:p>
         </w:tc>
@@ -3243,7 +5099,23 @@
           </w:tcPr>
           <w:p>
             <w:r>
-              <w:t>5. Confirma operatia Gate OUT.</w:t>
+              <w:t xml:space="preserve">5. </w:t>
+            </w:r>
+            <w:proofErr w:type="spellStart"/>
+            <w:r>
+              <w:t>Confirma</w:t>
+            </w:r>
+            <w:proofErr w:type="spellEnd"/>
+            <w:r>
+              <w:t xml:space="preserve"> </w:t>
+            </w:r>
+            <w:proofErr w:type="spellStart"/>
+            <w:r>
+              <w:t>operatia</w:t>
+            </w:r>
+            <w:proofErr w:type="spellEnd"/>
+            <w:r>
+              <w:t xml:space="preserve"> Gate OUT.</w:t>
             </w:r>
           </w:p>
         </w:tc>
@@ -3253,7 +5125,31 @@
           </w:tcPr>
           <w:p>
             <w:r>
-              <w:t>6. Inregistreaza tranzactia de poarta.</w:t>
+              <w:t xml:space="preserve">6. </w:t>
+            </w:r>
+            <w:proofErr w:type="spellStart"/>
+            <w:r>
+              <w:t>Inregistreaza</w:t>
+            </w:r>
+            <w:proofErr w:type="spellEnd"/>
+            <w:r>
+              <w:t xml:space="preserve"> </w:t>
+            </w:r>
+            <w:proofErr w:type="spellStart"/>
+            <w:r>
+              <w:t>tranzactia</w:t>
+            </w:r>
+            <w:proofErr w:type="spellEnd"/>
+            <w:r>
+              <w:t xml:space="preserve"> de </w:t>
+            </w:r>
+            <w:proofErr w:type="spellStart"/>
+            <w:r>
+              <w:t>poarta</w:t>
+            </w:r>
+            <w:proofErr w:type="spellEnd"/>
+            <w:r>
+              <w:t>.</w:t>
             </w:r>
           </w:p>
         </w:tc>
@@ -3274,7 +5170,39 @@
           </w:tcPr>
           <w:p>
             <w:r>
-              <w:t>7. Actualizeaza statusul containerului ca iesit din terminal.</w:t>
+              <w:t xml:space="preserve">7. </w:t>
+            </w:r>
+            <w:proofErr w:type="spellStart"/>
+            <w:r>
+              <w:t>Actualizeaza</w:t>
+            </w:r>
+            <w:proofErr w:type="spellEnd"/>
+            <w:r>
+              <w:t xml:space="preserve"> </w:t>
+            </w:r>
+            <w:proofErr w:type="spellStart"/>
+            <w:r>
+              <w:t>statusul</w:t>
+            </w:r>
+            <w:proofErr w:type="spellEnd"/>
+            <w:r>
+              <w:t xml:space="preserve"> </w:t>
+            </w:r>
+            <w:proofErr w:type="spellStart"/>
+            <w:r>
+              <w:t>containerului</w:t>
+            </w:r>
+            <w:proofErr w:type="spellEnd"/>
+            <w:r>
+              <w:t xml:space="preserve"> ca </w:t>
+            </w:r>
+            <w:proofErr w:type="spellStart"/>
+            <w:r>
+              <w:t>iesit</w:t>
+            </w:r>
+            <w:proofErr w:type="spellEnd"/>
+            <w:r>
+              <w:t xml:space="preserve"> din terminal.</w:t>
             </w:r>
           </w:p>
         </w:tc>
@@ -3295,7 +5223,31 @@
           </w:tcPr>
           <w:p>
             <w:r>
-              <w:t>8. Afiseaza confirmarea operatiei.</w:t>
+              <w:t xml:space="preserve">8. </w:t>
+            </w:r>
+            <w:proofErr w:type="spellStart"/>
+            <w:r>
+              <w:t>Afiseaza</w:t>
+            </w:r>
+            <w:proofErr w:type="spellEnd"/>
+            <w:r>
+              <w:t xml:space="preserve"> </w:t>
+            </w:r>
+            <w:proofErr w:type="spellStart"/>
+            <w:r>
+              <w:t>confirmarea</w:t>
+            </w:r>
+            <w:proofErr w:type="spellEnd"/>
+            <w:r>
+              <w:t xml:space="preserve"> </w:t>
+            </w:r>
+            <w:proofErr w:type="spellStart"/>
+            <w:r>
+              <w:t>operatiei</w:t>
+            </w:r>
+            <w:proofErr w:type="spellEnd"/>
+            <w:r>
+              <w:t>.</w:t>
             </w:r>
           </w:p>
         </w:tc>
@@ -3306,9 +5258,14 @@
       <w:pPr>
         <w:pStyle w:val="Heading2"/>
       </w:pPr>
+      <w:proofErr w:type="spellStart"/>
       <w:r>
         <w:lastRenderedPageBreak/>
-        <w:t>Fluxuri alternative</w:t>
+        <w:t>Fluxuri</w:t>
+      </w:r>
+      <w:proofErr w:type="spellEnd"/>
+      <w:r>
+        <w:t xml:space="preserve"> alternative</w:t>
       </w:r>
     </w:p>
     <w:p>
@@ -3376,7 +5333,6 @@
     <w:tbl>
       <w:tblPr>
         <w:tblW w:w="0" w:type="auto"/>
-        <w:jc w:val="center"/>
         <w:tblBorders>
           <w:top w:val="single" w:sz="6" w:space="0" w:color="000000"/>
           <w:left w:val="single" w:sz="6" w:space="0" w:color="000000"/>
@@ -3392,21 +5348,20 @@
         <w:gridCol w:w="6236"/>
       </w:tblGrid>
       <w:tr>
-        <w:trPr>
-          <w:jc w:val="center"/>
-        </w:trPr>
         <w:tc>
           <w:tcPr>
             <w:tcW w:w="2948" w:type="dxa"/>
             <w:shd w:val="clear" w:color="auto" w:fill="D9EAF7"/>
           </w:tcPr>
           <w:p>
+            <w:proofErr w:type="spellStart"/>
             <w:r>
               <w:rPr>
                 <w:b/>
               </w:rPr>
               <w:t>Descriere</w:t>
             </w:r>
+            <w:proofErr w:type="spellEnd"/>
           </w:p>
         </w:tc>
         <w:tc>
@@ -3429,9 +5384,6 @@
         </w:tc>
       </w:tr>
       <w:tr>
-        <w:trPr>
-          <w:jc w:val="center"/>
-        </w:trPr>
         <w:tc>
           <w:tcPr>
             <w:tcW w:w="2948" w:type="dxa"/>
@@ -3458,21 +5410,34 @@
         </w:tc>
       </w:tr>
       <w:tr>
-        <w:trPr>
-          <w:jc w:val="center"/>
-        </w:trPr>
         <w:tc>
           <w:tcPr>
             <w:tcW w:w="2948" w:type="dxa"/>
             <w:shd w:val="clear" w:color="auto" w:fill="D9EAF7"/>
           </w:tcPr>
           <w:p>
+            <w:proofErr w:type="spellStart"/>
             <w:r>
               <w:rPr>
                 <w:b/>
               </w:rPr>
-              <w:t>Eveniment declansator</w:t>
-            </w:r>
+              <w:t>Eveniment</w:t>
+            </w:r>
+            <w:proofErr w:type="spellEnd"/>
+            <w:r>
+              <w:rPr>
+                <w:b/>
+              </w:rPr>
+              <w:t xml:space="preserve"> </w:t>
+            </w:r>
+            <w:proofErr w:type="spellStart"/>
+            <w:r>
+              <w:rPr>
+                <w:b/>
+              </w:rPr>
+              <w:t>declansator</w:t>
+            </w:r>
+            <w:proofErr w:type="spellEnd"/>
           </w:p>
         </w:tc>
         <w:tc>
@@ -3495,21 +5460,20 @@
         </w:tc>
       </w:tr>
       <w:tr>
-        <w:trPr>
-          <w:jc w:val="center"/>
-        </w:trPr>
         <w:tc>
           <w:tcPr>
             <w:tcW w:w="2948" w:type="dxa"/>
             <w:shd w:val="clear" w:color="auto" w:fill="D9EAF7"/>
           </w:tcPr>
           <w:p>
+            <w:proofErr w:type="spellStart"/>
             <w:r>
               <w:rPr>
                 <w:b/>
               </w:rPr>
               <w:t>Preconditii</w:t>
             </w:r>
+            <w:proofErr w:type="spellEnd"/>
           </w:p>
         </w:tc>
         <w:tc>
@@ -3532,21 +5496,20 @@
         </w:tc>
       </w:tr>
       <w:tr>
-        <w:trPr>
-          <w:jc w:val="center"/>
-        </w:trPr>
         <w:tc>
           <w:tcPr>
             <w:tcW w:w="2948" w:type="dxa"/>
             <w:shd w:val="clear" w:color="auto" w:fill="D9EAF7"/>
           </w:tcPr>
           <w:p>
+            <w:proofErr w:type="spellStart"/>
             <w:r>
               <w:rPr>
                 <w:b/>
               </w:rPr>
               <w:t>Postconditii</w:t>
             </w:r>
+            <w:proofErr w:type="spellEnd"/>
           </w:p>
         </w:tc>
         <w:tc>
@@ -3569,21 +5532,34 @@
         </w:tc>
       </w:tr>
       <w:tr>
-        <w:trPr>
-          <w:jc w:val="center"/>
-        </w:trPr>
         <w:tc>
           <w:tcPr>
             <w:tcW w:w="2948" w:type="dxa"/>
             <w:shd w:val="clear" w:color="auto" w:fill="D9EAF7"/>
           </w:tcPr>
           <w:p>
+            <w:proofErr w:type="spellStart"/>
             <w:r>
               <w:rPr>
                 <w:b/>
               </w:rPr>
-              <w:t>Referinte incrucisate</w:t>
-            </w:r>
+              <w:t>Referinte</w:t>
+            </w:r>
+            <w:proofErr w:type="spellEnd"/>
+            <w:r>
+              <w:rPr>
+                <w:b/>
+              </w:rPr>
+              <w:t xml:space="preserve"> </w:t>
+            </w:r>
+            <w:proofErr w:type="spellStart"/>
+            <w:r>
+              <w:rPr>
+                <w:b/>
+              </w:rPr>
+              <w:t>incrucisate</w:t>
+            </w:r>
+            <w:proofErr w:type="spellEnd"/>
           </w:p>
         </w:tc>
         <w:tc>
@@ -3649,12 +5625,14 @@
             <w:shd w:val="clear" w:color="auto" w:fill="D9EAF7"/>
           </w:tcPr>
           <w:p>
+            <w:proofErr w:type="spellStart"/>
             <w:r>
               <w:rPr>
                 <w:b/>
               </w:rPr>
               <w:t>Sistem</w:t>
             </w:r>
+            <w:proofErr w:type="spellEnd"/>
           </w:p>
         </w:tc>
       </w:tr>
@@ -3668,7 +5646,15 @@
           </w:tcPr>
           <w:p>
             <w:r>
-              <w:t>1. Acceseaza Manage Vessel Visits.</w:t>
+              <w:t xml:space="preserve">1. </w:t>
+            </w:r>
+            <w:proofErr w:type="spellStart"/>
+            <w:r>
+              <w:t>Acceseaza</w:t>
+            </w:r>
+            <w:proofErr w:type="spellEnd"/>
+            <w:r>
+              <w:t xml:space="preserve"> Manage Vessel Visits.</w:t>
             </w:r>
           </w:p>
         </w:tc>
@@ -3701,7 +5687,47 @@
           </w:tcPr>
           <w:p>
             <w:r>
-              <w:t>3. Alege creare sau modificare vizita.</w:t>
+              <w:t>3. A</w:t>
+            </w:r>
+            <w:proofErr w:type="spellStart"/>
+            <w:r>
+              <w:t>lege</w:t>
+            </w:r>
+            <w:proofErr w:type="spellEnd"/>
+            <w:r>
+              <w:t xml:space="preserve"> </w:t>
+            </w:r>
+            <w:proofErr w:type="spellStart"/>
+            <w:r>
+              <w:t>creare</w:t>
+            </w:r>
+            <w:proofErr w:type="spellEnd"/>
+            <w:r>
+              <w:t xml:space="preserve"> </w:t>
+            </w:r>
+            <w:proofErr w:type="spellStart"/>
+            <w:r>
+              <w:t>sau</w:t>
+            </w:r>
+            <w:proofErr w:type="spellEnd"/>
+            <w:r>
+              <w:t xml:space="preserve"> </w:t>
+            </w:r>
+            <w:proofErr w:type="spellStart"/>
+            <w:r>
+              <w:t>modificare</w:t>
+            </w:r>
+            <w:proofErr w:type="spellEnd"/>
+            <w:r>
+              <w:t xml:space="preserve"> </w:t>
+            </w:r>
+            <w:proofErr w:type="spellStart"/>
+            <w:r>
+              <w:t>vizita</w:t>
+            </w:r>
+            <w:proofErr w:type="spellEnd"/>
+            <w:r>
+              <w:t>.</w:t>
             </w:r>
           </w:p>
         </w:tc>
@@ -3750,7 +5776,31 @@
           </w:tcPr>
           <w:p>
             <w:r>
-              <w:t>6. Verifica validitatea datelor. [A2]</w:t>
+              <w:t xml:space="preserve">6. </w:t>
+            </w:r>
+            <w:proofErr w:type="spellStart"/>
+            <w:r>
+              <w:t>Verifica</w:t>
+            </w:r>
+            <w:proofErr w:type="spellEnd"/>
+            <w:r>
+              <w:t xml:space="preserve"> </w:t>
+            </w:r>
+            <w:proofErr w:type="spellStart"/>
+            <w:r>
+              <w:t>validitatea</w:t>
+            </w:r>
+            <w:proofErr w:type="spellEnd"/>
+            <w:r>
+              <w:t xml:space="preserve"> </w:t>
+            </w:r>
+            <w:proofErr w:type="spellStart"/>
+            <w:r>
+              <w:t>datelor</w:t>
+            </w:r>
+            <w:proofErr w:type="spellEnd"/>
+            <w:r>
+              <w:t>. [A2]</w:t>
             </w:r>
           </w:p>
         </w:tc>
@@ -3943,7 +5993,31 @@
           </w:tcPr>
           <w:p>
             <w:r>
-              <w:t>16. Afiseaza confirmarea operatiei.</w:t>
+              <w:t xml:space="preserve">16. </w:t>
+            </w:r>
+            <w:proofErr w:type="spellStart"/>
+            <w:r>
+              <w:t>Afiseaza</w:t>
+            </w:r>
+            <w:proofErr w:type="spellEnd"/>
+            <w:r>
+              <w:t xml:space="preserve"> </w:t>
+            </w:r>
+            <w:proofErr w:type="spellStart"/>
+            <w:r>
+              <w:t>confirmarea</w:t>
+            </w:r>
+            <w:proofErr w:type="spellEnd"/>
+            <w:r>
+              <w:t xml:space="preserve"> </w:t>
+            </w:r>
+            <w:proofErr w:type="spellStart"/>
+            <w:r>
+              <w:t>operatiei</w:t>
+            </w:r>
+            <w:proofErr w:type="spellEnd"/>
+            <w:r>
+              <w:t>.</w:t>
             </w:r>
           </w:p>
         </w:tc>
@@ -3954,9 +6028,14 @@
       <w:pPr>
         <w:pStyle w:val="Heading2"/>
       </w:pPr>
+      <w:proofErr w:type="spellStart"/>
       <w:r>
         <w:lastRenderedPageBreak/>
-        <w:t>Fluxuri alternative</w:t>
+        <w:t>Fluxuri</w:t>
+      </w:r>
+      <w:proofErr w:type="spellEnd"/>
+      <w:r>
+        <w:t xml:space="preserve"> alternative</w:t>
       </w:r>
     </w:p>
     <w:p>
@@ -3966,8 +6045,53 @@
         </w:rPr>
         <w:t xml:space="preserve">[A1] Date incomplete </w:t>
       </w:r>
+      <w:proofErr w:type="spellStart"/>
       <w:r>
-        <w:t>Sistemul afiseaza campurile obligatorii necompletate. Fluxul continua cu pasul 4.</w:t>
+        <w:t>Sistemul</w:t>
+      </w:r>
+      <w:proofErr w:type="spellEnd"/>
+      <w:r>
+        <w:t xml:space="preserve"> </w:t>
+      </w:r>
+      <w:proofErr w:type="spellStart"/>
+      <w:r>
+        <w:t>afiseaza</w:t>
+      </w:r>
+      <w:proofErr w:type="spellEnd"/>
+      <w:r>
+        <w:t xml:space="preserve"> </w:t>
+      </w:r>
+      <w:proofErr w:type="spellStart"/>
+      <w:r>
+        <w:t>campurile</w:t>
+      </w:r>
+      <w:proofErr w:type="spellEnd"/>
+      <w:r>
+        <w:t xml:space="preserve"> </w:t>
+      </w:r>
+      <w:proofErr w:type="spellStart"/>
+      <w:r>
+        <w:t>obligatorii</w:t>
+      </w:r>
+      <w:proofErr w:type="spellEnd"/>
+      <w:r>
+        <w:t xml:space="preserve"> </w:t>
+      </w:r>
+      <w:proofErr w:type="spellStart"/>
+      <w:r>
+        <w:t>necompletate</w:t>
+      </w:r>
+      <w:proofErr w:type="spellEnd"/>
+      <w:r>
+        <w:t xml:space="preserve">. </w:t>
+      </w:r>
+      <w:proofErr w:type="spellStart"/>
+      <w:r>
+        <w:t>Fluxul</w:t>
+      </w:r>
+      <w:proofErr w:type="spellEnd"/>
+      <w:r>
+        <w:t xml:space="preserve"> continua cu pasul 4.</w:t>
       </w:r>
     </w:p>
     <w:p>
